--- a/Report/Task 07_JobScheduling_Report.docx
+++ b/Report/Task 07_JobScheduling_Report.docx
@@ -7,25 +7,27 @@
         <w:pStyle w:val="Heading1"/>
       </w:pPr>
       <w:r>
-        <w:t>Task #7 – Job Scheduling</w:t>
-      </w:r>
-    </w:p>
-    <w:p>
-      <w:pPr>
-        <w:pBdr>
-          <w:bottom w:val="single" w:sz="6" w:space="4" w:color="2E74B5"/>
-        </w:pBdr>
-        <w:spacing w:before="200" w:after="120"/>
-      </w:pPr>
-      <w:r>
-        <w:rPr>
-          <w:b/>
-          <w:bCs/>
-          <w:color w:val="1F3864"/>
-          <w:sz w:val="26"/>
-          <w:szCs w:val="26"/>
-        </w:rPr>
-        <w:t>1.  Problem Description</w:t>
+        <w:t xml:space="preserve">7. </w:t>
+      </w:r>
+      <w:r>
+        <w:t>Job Scheduling</w:t>
+      </w:r>
+    </w:p>
+    <w:p>
+      <w:pPr>
+        <w:pStyle w:val="Heading2"/>
+      </w:pPr>
+      <w:r>
+        <w:t>7.1</w:t>
+      </w:r>
+      <w:r>
+        <w:t xml:space="preserve"> Problem </w:t>
+      </w:r>
+      <w:r>
+        <w:t>d</w:t>
+      </w:r>
+      <w:r>
+        <w:t>escription</w:t>
       </w:r>
     </w:p>
     <w:p>
@@ -49,16 +51,7 @@
         <w:jc w:val="both"/>
       </w:pPr>
       <w:r>
-        <w:t>P</w:t>
-      </w:r>
-      <w:r>
-        <w:t>rocessing time t[i]</w:t>
-      </w:r>
-      <w:r>
-        <w:t xml:space="preserve">: </w:t>
-      </w:r>
-      <w:r>
-        <w:t xml:space="preserve">the amount of time required to complete the job), </w:t>
+        <w:t xml:space="preserve">Processing time t[i]: the amount of time required to complete the job), </w:t>
       </w:r>
     </w:p>
     <w:p>
@@ -72,19 +65,7 @@
         <w:jc w:val="both"/>
       </w:pPr>
       <w:r>
-        <w:t>D</w:t>
-      </w:r>
-      <w:r>
-        <w:t>eadline d[i]</w:t>
-      </w:r>
-      <w:r>
-        <w:t xml:space="preserve">: </w:t>
-      </w:r>
-      <w:r>
-        <w:t>the time by which the job should be completed to avoid incurring a penalty</w:t>
-      </w:r>
-      <w:r>
-        <w:t>,</w:t>
+        <w:t>Deadline d[i]: the time by which the job should be completed to avoid incurring a penalty,</w:t>
       </w:r>
     </w:p>
     <w:p>
@@ -98,16 +79,7 @@
         <w:jc w:val="both"/>
       </w:pPr>
       <w:r>
-        <w:t>Penalty</w:t>
-      </w:r>
-      <w:r>
-        <w:t xml:space="preserve"> p[i]</w:t>
-      </w:r>
-      <w:r>
-        <w:t xml:space="preserve">: </w:t>
-      </w:r>
-      <w:r>
-        <w:t xml:space="preserve">the cost incurred if the job finishes after its deadline. </w:t>
+        <w:t xml:space="preserve">Penalty p[i]: the cost incurred if the job finishes after its deadline. </w:t>
       </w:r>
     </w:p>
     <w:p>
@@ -122,20 +94,13 @@
     </w:p>
     <w:p>
       <w:pPr>
-        <w:pBdr>
-          <w:bottom w:val="single" w:sz="6" w:space="4" w:color="2E74B5"/>
-        </w:pBdr>
-        <w:spacing w:before="200" w:after="120"/>
-      </w:pPr>
-      <w:r>
-        <w:rPr>
-          <w:b/>
-          <w:bCs/>
-          <w:color w:val="1F3864"/>
-          <w:sz w:val="26"/>
-          <w:szCs w:val="26"/>
-        </w:rPr>
-        <w:t>2.  Assumptions</w:t>
+        <w:pStyle w:val="Heading2"/>
+      </w:pPr>
+      <w:r>
+        <w:t>7.2</w:t>
+      </w:r>
+      <w:r>
+        <w:t xml:space="preserve"> Assumptions</w:t>
       </w:r>
     </w:p>
     <w:p>
@@ -243,32 +208,26 @@
     </w:p>
     <w:p>
       <w:pPr>
-        <w:pBdr>
-          <w:bottom w:val="single" w:sz="6" w:space="4" w:color="2E74B5"/>
-        </w:pBdr>
-        <w:spacing w:before="200" w:after="120"/>
-      </w:pPr>
-      <w:r>
-        <w:rPr>
-          <w:b/>
-          <w:bCs/>
-          <w:color w:val="1F3864"/>
-          <w:sz w:val="26"/>
-          <w:szCs w:val="26"/>
-        </w:rPr>
+        <w:pStyle w:val="Heading2"/>
+      </w:pPr>
+      <w:r>
         <w:lastRenderedPageBreak/>
-        <w:t>3.  Brute-Force Algorithm</w:t>
-      </w:r>
-    </w:p>
-    <w:p>
-      <w:pPr>
-        <w:pStyle w:val="Heading2"/>
-      </w:pPr>
-      <w:proofErr w:type="gramStart"/>
-      <w:r>
-        <w:t>3.1  Methodology</w:t>
-      </w:r>
-      <w:proofErr w:type="gramEnd"/>
+        <w:t>7.3</w:t>
+      </w:r>
+      <w:r>
+        <w:t xml:space="preserve"> Brute-Force Algorithm</w:t>
+      </w:r>
+    </w:p>
+    <w:p>
+      <w:pPr>
+        <w:pStyle w:val="Heading3"/>
+      </w:pPr>
+      <w:r>
+        <w:t>7.</w:t>
+      </w:r>
+      <w:r>
+        <w:t>3.1 Methodology</w:t>
+      </w:r>
     </w:p>
     <w:p>
       <w:pPr>
@@ -282,15 +241,24 @@
     </w:p>
     <w:p>
       <w:pPr>
-        <w:pStyle w:val="Heading2"/>
+        <w:pStyle w:val="Heading3"/>
       </w:pPr>
       <w:proofErr w:type="gramStart"/>
       <w:r>
+        <w:t>7.</w:t>
+      </w:r>
+      <w:r>
         <w:t>3.2  Step</w:t>
       </w:r>
       <w:proofErr w:type="gramEnd"/>
       <w:r>
-        <w:t>-by-Step Description</w:t>
+        <w:t xml:space="preserve">-by-Step </w:t>
+      </w:r>
+      <w:r>
+        <w:t>d</w:t>
+      </w:r>
+      <w:r>
+        <w:t>escription</w:t>
       </w:r>
     </w:p>
     <w:p>
@@ -395,9 +363,12 @@
     </w:p>
     <w:p>
       <w:pPr>
-        <w:pStyle w:val="Heading2"/>
+        <w:pStyle w:val="Heading3"/>
       </w:pPr>
       <w:proofErr w:type="gramStart"/>
+      <w:r>
+        <w:t>7.</w:t>
+      </w:r>
       <w:r>
         <w:t>3.3  Pseudocode</w:t>
       </w:r>
@@ -859,16 +830,16 @@
     </w:p>
     <w:p>
       <w:pPr>
-        <w:pStyle w:val="Heading2"/>
+        <w:pStyle w:val="Heading3"/>
       </w:pPr>
       <w:proofErr w:type="gramStart"/>
       <w:r>
+        <w:t>7.</w:t>
+      </w:r>
+      <w:r>
         <w:t>3.4  Implementation</w:t>
       </w:r>
       <w:proofErr w:type="gramEnd"/>
-      <w:r>
-        <w:t xml:space="preserve"> Code (C++)</w:t>
-      </w:r>
     </w:p>
     <w:p>
       <w:pPr>
@@ -1124,6 +1095,7 @@
           <w:sz w:val="20"/>
           <w:szCs w:val="20"/>
         </w:rPr>
+        <w:lastRenderedPageBreak/>
         <w:t>int</w:t>
       </w:r>
       <w:r>
@@ -3814,7 +3786,6 @@
           <w:sz w:val="20"/>
           <w:szCs w:val="20"/>
         </w:rPr>
-        <w:lastRenderedPageBreak/>
         <w:t xml:space="preserve">    } </w:t>
       </w:r>
       <w:r>
@@ -4980,16 +4951,14 @@
     </w:p>
     <w:p>
       <w:pPr>
-        <w:pStyle w:val="Heading2"/>
-      </w:pPr>
-      <w:proofErr w:type="gramStart"/>
+        <w:pStyle w:val="Heading3"/>
+      </w:pPr>
       <w:r>
         <w:lastRenderedPageBreak/>
-        <w:t>3.5  Test</w:t>
-      </w:r>
-      <w:proofErr w:type="gramEnd"/>
-      <w:r>
-        <w:t xml:space="preserve"> Cases</w:t>
+        <w:t>7.</w:t>
+      </w:r>
+      <w:r>
+        <w:t>3.5 Test Cases</w:t>
       </w:r>
     </w:p>
     <w:p>
@@ -6787,15 +6756,13 @@
     </w:p>
     <w:p>
       <w:pPr>
-        <w:pStyle w:val="Heading2"/>
-      </w:pPr>
-      <w:proofErr w:type="gramStart"/>
-      <w:r>
-        <w:t>3.6  Complexity</w:t>
-      </w:r>
-      <w:proofErr w:type="gramEnd"/>
-      <w:r>
-        <w:t xml:space="preserve"> Analysis</w:t>
+        <w:pStyle w:val="Heading3"/>
+      </w:pPr>
+      <w:r>
+        <w:t>7.</w:t>
+      </w:r>
+      <w:r>
+        <w:t>3.6 Complexity Analysis</w:t>
       </w:r>
     </w:p>
     <w:p>
@@ -7078,32 +7045,34 @@
     </w:p>
     <w:p>
       <w:pPr>
-        <w:pBdr>
-          <w:bottom w:val="single" w:sz="6" w:space="4" w:color="2E74B5"/>
-        </w:pBdr>
-        <w:spacing w:before="200" w:after="120"/>
-      </w:pPr>
-      <w:r>
-        <w:rPr>
-          <w:b/>
-          <w:bCs/>
-          <w:color w:val="1F3864"/>
-          <w:sz w:val="26"/>
-          <w:szCs w:val="26"/>
-        </w:rPr>
+        <w:pStyle w:val="Heading2"/>
+      </w:pPr>
+      <w:r>
         <w:lastRenderedPageBreak/>
-        <w:t>4.  Divide and Conquer Algorithm</w:t>
-      </w:r>
-    </w:p>
-    <w:p>
-      <w:pPr>
-        <w:pStyle w:val="Heading2"/>
-      </w:pPr>
+        <w:t>7.</w:t>
+      </w:r>
+      <w:r>
+        <w:t xml:space="preserve">4.  Divide and Conquer </w:t>
+      </w:r>
       <w:proofErr w:type="gramStart"/>
       <w:r>
-        <w:t>4.1  Methodology</w:t>
+        <w:t>a</w:t>
+      </w:r>
+      <w:r>
+        <w:t>lgorithm</w:t>
       </w:r>
       <w:proofErr w:type="gramEnd"/>
+    </w:p>
+    <w:p>
+      <w:pPr>
+        <w:pStyle w:val="Heading3"/>
+      </w:pPr>
+      <w:r>
+        <w:t>7.</w:t>
+      </w:r>
+      <w:r>
+        <w:t>4.1 Methodology</w:t>
+      </w:r>
     </w:p>
     <w:p>
       <w:pPr>
@@ -7198,15 +7167,13 @@
     </w:p>
     <w:p>
       <w:pPr>
-        <w:pStyle w:val="Heading2"/>
-      </w:pPr>
-      <w:proofErr w:type="gramStart"/>
-      <w:r>
-        <w:t>4.2  Step</w:t>
-      </w:r>
-      <w:proofErr w:type="gramEnd"/>
-      <w:r>
-        <w:t>-by-Step Description</w:t>
+        <w:pStyle w:val="Heading3"/>
+      </w:pPr>
+      <w:r>
+        <w:t>7.</w:t>
+      </w:r>
+      <w:r>
+        <w:t>4.2 Step-by-Step Description</w:t>
       </w:r>
     </w:p>
     <w:p>
@@ -7319,13 +7286,14 @@
     </w:p>
     <w:p>
       <w:pPr>
-        <w:pStyle w:val="Heading2"/>
-      </w:pPr>
-      <w:proofErr w:type="gramStart"/>
-      <w:r>
-        <w:t>4.3  Pseudocode</w:t>
-      </w:r>
-      <w:proofErr w:type="gramEnd"/>
+        <w:pStyle w:val="Heading3"/>
+      </w:pPr>
+      <w:r>
+        <w:t>7.</w:t>
+      </w:r>
+      <w:r>
+        <w:t>4.3 Pseudocode</w:t>
+      </w:r>
     </w:p>
     <w:p>
       <w:pPr>
@@ -8086,7 +8054,6 @@
           <w:sz w:val="18"/>
           <w:szCs w:val="18"/>
         </w:rPr>
-        <w:lastRenderedPageBreak/>
         <w:t xml:space="preserve">    Copy </w:t>
       </w:r>
       <w:proofErr w:type="gramStart"/>
@@ -8134,6 +8101,7 @@
           <w:sz w:val="18"/>
           <w:szCs w:val="18"/>
         </w:rPr>
+        <w:lastRenderedPageBreak/>
         <w:t>────────────────────────────────────────────────</w:t>
       </w:r>
     </w:p>
@@ -8440,15 +8408,13 @@
     </w:p>
     <w:p>
       <w:pPr>
-        <w:pStyle w:val="Heading2"/>
-      </w:pPr>
-      <w:proofErr w:type="gramStart"/>
-      <w:r>
-        <w:t>4.4  Implementation</w:t>
-      </w:r>
-      <w:proofErr w:type="gramEnd"/>
-      <w:r>
-        <w:t xml:space="preserve"> Code (C++)</w:t>
+        <w:pStyle w:val="Heading3"/>
+      </w:pPr>
+      <w:r>
+        <w:t>7.</w:t>
+      </w:r>
+      <w:r>
+        <w:t>4.4 Implementation</w:t>
       </w:r>
     </w:p>
     <w:p>
@@ -9935,6 +9901,7 @@
           <w:rFonts w:eastAsia="Times New Roman"/>
           <w:color w:val="D4D4D4"/>
         </w:rPr>
+        <w:lastRenderedPageBreak/>
         <w:t xml:space="preserve">    </w:t>
       </w:r>
       <w:r>
@@ -11796,26 +11763,87 @@
           <w:rFonts w:eastAsia="Times New Roman"/>
           <w:color w:val="D4D4D4"/>
         </w:rPr>
+        <w:t xml:space="preserve">    </w:t>
+      </w:r>
+      <w:r>
+        <w:rPr>
+          <w:rFonts w:eastAsia="Times New Roman"/>
+          <w:color w:val="4EC9B0"/>
+        </w:rPr>
+        <w:t>vector</w:t>
+      </w:r>
+      <w:r>
+        <w:rPr>
+          <w:rFonts w:eastAsia="Times New Roman"/>
+          <w:color w:val="D4D4D4"/>
+        </w:rPr>
+        <w:t>&lt;</w:t>
+      </w:r>
+      <w:r>
+        <w:rPr>
+          <w:rFonts w:eastAsia="Times New Roman"/>
+          <w:color w:val="569CD6"/>
+        </w:rPr>
+        <w:t>int</w:t>
+      </w:r>
+      <w:r>
+        <w:rPr>
+          <w:rFonts w:eastAsia="Times New Roman"/>
+          <w:color w:val="D4D4D4"/>
+        </w:rPr>
+        <w:t xml:space="preserve">&gt; </w:t>
+      </w:r>
+      <w:r>
+        <w:rPr>
+          <w:rFonts w:eastAsia="Times New Roman"/>
+          <w:color w:val="9CDCFE"/>
+        </w:rPr>
+        <w:t>result</w:t>
+      </w:r>
+      <w:r>
+        <w:rPr>
+          <w:rFonts w:eastAsia="Times New Roman"/>
+          <w:color w:val="D4D4D4"/>
+        </w:rPr>
+        <w:t>(</w:t>
+      </w:r>
+      <w:r>
+        <w:rPr>
+          <w:rFonts w:eastAsia="Times New Roman"/>
+          <w:color w:val="9CDCFE"/>
+        </w:rPr>
+        <w:t>n</w:t>
+      </w:r>
+      <w:proofErr w:type="gramStart"/>
+      <w:r>
+        <w:rPr>
+          <w:rFonts w:eastAsia="Times New Roman"/>
+          <w:color w:val="D4D4D4"/>
+        </w:rPr>
+        <w:t>);</w:t>
+      </w:r>
+      <w:proofErr w:type="gramEnd"/>
+    </w:p>
+    <w:p>
+      <w:pPr>
+        <w:shd w:val="clear" w:color="auto" w:fill="1E1E1E"/>
+        <w:spacing w:line="360" w:lineRule="auto"/>
+        <w:rPr>
+          <w:rFonts w:eastAsia="Times New Roman"/>
+          <w:color w:val="D4D4D4"/>
+        </w:rPr>
+      </w:pPr>
+      <w:r>
+        <w:rPr>
+          <w:rFonts w:eastAsia="Times New Roman"/>
+          <w:color w:val="D4D4D4"/>
+        </w:rPr>
         <w:lastRenderedPageBreak/>
         <w:t xml:space="preserve">    </w:t>
       </w:r>
       <w:r>
         <w:rPr>
           <w:rFonts w:eastAsia="Times New Roman"/>
-          <w:color w:val="4EC9B0"/>
-        </w:rPr>
-        <w:t>vector</w:t>
-      </w:r>
-      <w:r>
-        <w:rPr>
-          <w:rFonts w:eastAsia="Times New Roman"/>
-          <w:color w:val="D4D4D4"/>
-        </w:rPr>
-        <w:t>&lt;</w:t>
-      </w:r>
-      <w:r>
-        <w:rPr>
-          <w:rFonts w:eastAsia="Times New Roman"/>
           <w:color w:val="569CD6"/>
         </w:rPr>
         <w:t>int</w:t>
@@ -11825,36 +11853,64 @@
           <w:rFonts w:eastAsia="Times New Roman"/>
           <w:color w:val="D4D4D4"/>
         </w:rPr>
-        <w:t xml:space="preserve">&gt; </w:t>
-      </w:r>
-      <w:r>
-        <w:rPr>
-          <w:rFonts w:eastAsia="Times New Roman"/>
-          <w:color w:val="9CDCFE"/>
-        </w:rPr>
-        <w:t>result</w:t>
-      </w:r>
-      <w:r>
-        <w:rPr>
-          <w:rFonts w:eastAsia="Times New Roman"/>
-          <w:color w:val="D4D4D4"/>
-        </w:rPr>
-        <w:t>(</w:t>
-      </w:r>
-      <w:r>
-        <w:rPr>
-          <w:rFonts w:eastAsia="Times New Roman"/>
-          <w:color w:val="9CDCFE"/>
-        </w:rPr>
-        <w:t>n</w:t>
+        <w:t xml:space="preserve"> </w:t>
+      </w:r>
+      <w:r>
+        <w:rPr>
+          <w:rFonts w:eastAsia="Times New Roman"/>
+          <w:color w:val="9CDCFE"/>
+        </w:rPr>
+        <w:t>time</w:t>
+      </w:r>
+      <w:r>
+        <w:rPr>
+          <w:rFonts w:eastAsia="Times New Roman"/>
+          <w:color w:val="D4D4D4"/>
+        </w:rPr>
+        <w:t xml:space="preserve"> = </w:t>
+      </w:r>
+      <w:r>
+        <w:rPr>
+          <w:rFonts w:eastAsia="Times New Roman"/>
+          <w:color w:val="B5CEA8"/>
+        </w:rPr>
+        <w:t>0</w:t>
+      </w:r>
+      <w:r>
+        <w:rPr>
+          <w:rFonts w:eastAsia="Times New Roman"/>
+          <w:color w:val="D4D4D4"/>
+        </w:rPr>
+        <w:t xml:space="preserve">, </w:t>
+      </w:r>
+      <w:r>
+        <w:rPr>
+          <w:rFonts w:eastAsia="Times New Roman"/>
+          <w:color w:val="9CDCFE"/>
+        </w:rPr>
+        <w:t>minPenalties</w:t>
+      </w:r>
+      <w:r>
+        <w:rPr>
+          <w:rFonts w:eastAsia="Times New Roman"/>
+          <w:color w:val="D4D4D4"/>
+        </w:rPr>
+        <w:t xml:space="preserve"> = </w:t>
       </w:r>
       <w:proofErr w:type="gramStart"/>
       <w:r>
         <w:rPr>
           <w:rFonts w:eastAsia="Times New Roman"/>
-          <w:color w:val="D4D4D4"/>
-        </w:rPr>
-        <w:t>);</w:t>
+          <w:color w:val="B5CEA8"/>
+        </w:rPr>
+        <w:t>0</w:t>
+      </w:r>
+      <w:r>
+        <w:rPr>
+          <w:rFonts w:eastAsia="Times New Roman"/>
+          <w:color w:val="D4D4D4"/>
+        </w:rPr>
+        <w:t>;</w:t>
       </w:r>
       <w:proofErr w:type="gramEnd"/>
     </w:p>
@@ -11867,85 +11923,6 @@
           <w:color w:val="D4D4D4"/>
         </w:rPr>
       </w:pPr>
-      <w:r>
-        <w:rPr>
-          <w:rFonts w:eastAsia="Times New Roman"/>
-          <w:color w:val="D4D4D4"/>
-        </w:rPr>
-        <w:t xml:space="preserve">    </w:t>
-      </w:r>
-      <w:r>
-        <w:rPr>
-          <w:rFonts w:eastAsia="Times New Roman"/>
-          <w:color w:val="569CD6"/>
-        </w:rPr>
-        <w:t>int</w:t>
-      </w:r>
-      <w:r>
-        <w:rPr>
-          <w:rFonts w:eastAsia="Times New Roman"/>
-          <w:color w:val="D4D4D4"/>
-        </w:rPr>
-        <w:t xml:space="preserve"> </w:t>
-      </w:r>
-      <w:r>
-        <w:rPr>
-          <w:rFonts w:eastAsia="Times New Roman"/>
-          <w:color w:val="9CDCFE"/>
-        </w:rPr>
-        <w:t>time</w:t>
-      </w:r>
-      <w:r>
-        <w:rPr>
-          <w:rFonts w:eastAsia="Times New Roman"/>
-          <w:color w:val="D4D4D4"/>
-        </w:rPr>
-        <w:t xml:space="preserve"> = </w:t>
-      </w:r>
-      <w:r>
-        <w:rPr>
-          <w:rFonts w:eastAsia="Times New Roman"/>
-          <w:color w:val="B5CEA8"/>
-        </w:rPr>
-        <w:t>0</w:t>
-      </w:r>
-      <w:r>
-        <w:rPr>
-          <w:rFonts w:eastAsia="Times New Roman"/>
-          <w:color w:val="D4D4D4"/>
-        </w:rPr>
-        <w:t xml:space="preserve">, </w:t>
-      </w:r>
-      <w:r>
-        <w:rPr>
-          <w:rFonts w:eastAsia="Times New Roman"/>
-          <w:color w:val="9CDCFE"/>
-        </w:rPr>
-        <w:t>minPenalties</w:t>
-      </w:r>
-      <w:r>
-        <w:rPr>
-          <w:rFonts w:eastAsia="Times New Roman"/>
-          <w:color w:val="D4D4D4"/>
-        </w:rPr>
-        <w:t xml:space="preserve"> = </w:t>
-      </w:r>
-      <w:proofErr w:type="gramStart"/>
-      <w:r>
-        <w:rPr>
-          <w:rFonts w:eastAsia="Times New Roman"/>
-          <w:color w:val="B5CEA8"/>
-        </w:rPr>
-        <w:t>0</w:t>
-      </w:r>
-      <w:r>
-        <w:rPr>
-          <w:rFonts w:eastAsia="Times New Roman"/>
-          <w:color w:val="D4D4D4"/>
-        </w:rPr>
-        <w:t>;</w:t>
-      </w:r>
-      <w:proofErr w:type="gramEnd"/>
     </w:p>
     <w:p>
       <w:pPr>
@@ -11956,6 +11933,111 @@
           <w:color w:val="D4D4D4"/>
         </w:rPr>
       </w:pPr>
+      <w:r>
+        <w:rPr>
+          <w:rFonts w:eastAsia="Times New Roman"/>
+          <w:color w:val="D4D4D4"/>
+        </w:rPr>
+        <w:t xml:space="preserve">    </w:t>
+      </w:r>
+      <w:r>
+        <w:rPr>
+          <w:rFonts w:eastAsia="Times New Roman"/>
+          <w:color w:val="C586C0"/>
+        </w:rPr>
+        <w:t>for</w:t>
+      </w:r>
+      <w:r>
+        <w:rPr>
+          <w:rFonts w:eastAsia="Times New Roman"/>
+          <w:color w:val="D4D4D4"/>
+        </w:rPr>
+        <w:t xml:space="preserve"> (</w:t>
+      </w:r>
+      <w:r>
+        <w:rPr>
+          <w:rFonts w:eastAsia="Times New Roman"/>
+          <w:color w:val="569CD6"/>
+        </w:rPr>
+        <w:t>int</w:t>
+      </w:r>
+      <w:r>
+        <w:rPr>
+          <w:rFonts w:eastAsia="Times New Roman"/>
+          <w:color w:val="D4D4D4"/>
+        </w:rPr>
+        <w:t xml:space="preserve"> </w:t>
+      </w:r>
+      <w:r>
+        <w:rPr>
+          <w:rFonts w:eastAsia="Times New Roman"/>
+          <w:color w:val="9CDCFE"/>
+        </w:rPr>
+        <w:t>i</w:t>
+      </w:r>
+      <w:r>
+        <w:rPr>
+          <w:rFonts w:eastAsia="Times New Roman"/>
+          <w:color w:val="D4D4D4"/>
+        </w:rPr>
+        <w:t xml:space="preserve"> = </w:t>
+      </w:r>
+      <w:r>
+        <w:rPr>
+          <w:rFonts w:eastAsia="Times New Roman"/>
+          <w:color w:val="B5CEA8"/>
+        </w:rPr>
+        <w:t>0</w:t>
+      </w:r>
+      <w:r>
+        <w:rPr>
+          <w:rFonts w:eastAsia="Times New Roman"/>
+          <w:color w:val="D4D4D4"/>
+        </w:rPr>
+        <w:t xml:space="preserve">; </w:t>
+      </w:r>
+      <w:r>
+        <w:rPr>
+          <w:rFonts w:eastAsia="Times New Roman"/>
+          <w:color w:val="9CDCFE"/>
+        </w:rPr>
+        <w:t>i</w:t>
+      </w:r>
+      <w:r>
+        <w:rPr>
+          <w:rFonts w:eastAsia="Times New Roman"/>
+          <w:color w:val="D4D4D4"/>
+        </w:rPr>
+        <w:t xml:space="preserve"> &lt; </w:t>
+      </w:r>
+      <w:r>
+        <w:rPr>
+          <w:rFonts w:eastAsia="Times New Roman"/>
+          <w:color w:val="9CDCFE"/>
+        </w:rPr>
+        <w:t>n</w:t>
+      </w:r>
+      <w:r>
+        <w:rPr>
+          <w:rFonts w:eastAsia="Times New Roman"/>
+          <w:color w:val="D4D4D4"/>
+        </w:rPr>
+        <w:t xml:space="preserve">; </w:t>
+      </w:r>
+      <w:r>
+        <w:rPr>
+          <w:rFonts w:eastAsia="Times New Roman"/>
+          <w:color w:val="9CDCFE"/>
+        </w:rPr>
+        <w:t>i</w:t>
+      </w:r>
+      <w:r>
+        <w:rPr>
+          <w:rFonts w:eastAsia="Times New Roman"/>
+          <w:color w:val="D4D4D4"/>
+        </w:rPr>
+        <w:t>++)</w:t>
+      </w:r>
     </w:p>
     <w:p>
       <w:pPr>
@@ -11971,105 +12053,7 @@
           <w:rFonts w:eastAsia="Times New Roman"/>
           <w:color w:val="D4D4D4"/>
         </w:rPr>
-        <w:t xml:space="preserve">    </w:t>
-      </w:r>
-      <w:r>
-        <w:rPr>
-          <w:rFonts w:eastAsia="Times New Roman"/>
-          <w:color w:val="C586C0"/>
-        </w:rPr>
-        <w:t>for</w:t>
-      </w:r>
-      <w:r>
-        <w:rPr>
-          <w:rFonts w:eastAsia="Times New Roman"/>
-          <w:color w:val="D4D4D4"/>
-        </w:rPr>
-        <w:t xml:space="preserve"> (</w:t>
-      </w:r>
-      <w:r>
-        <w:rPr>
-          <w:rFonts w:eastAsia="Times New Roman"/>
-          <w:color w:val="569CD6"/>
-        </w:rPr>
-        <w:t>int</w:t>
-      </w:r>
-      <w:r>
-        <w:rPr>
-          <w:rFonts w:eastAsia="Times New Roman"/>
-          <w:color w:val="D4D4D4"/>
-        </w:rPr>
-        <w:t xml:space="preserve"> </w:t>
-      </w:r>
-      <w:r>
-        <w:rPr>
-          <w:rFonts w:eastAsia="Times New Roman"/>
-          <w:color w:val="9CDCFE"/>
-        </w:rPr>
-        <w:t>i</w:t>
-      </w:r>
-      <w:r>
-        <w:rPr>
-          <w:rFonts w:eastAsia="Times New Roman"/>
-          <w:color w:val="D4D4D4"/>
-        </w:rPr>
-        <w:t xml:space="preserve"> = </w:t>
-      </w:r>
-      <w:r>
-        <w:rPr>
-          <w:rFonts w:eastAsia="Times New Roman"/>
-          <w:color w:val="B5CEA8"/>
-        </w:rPr>
-        <w:t>0</w:t>
-      </w:r>
-      <w:r>
-        <w:rPr>
-          <w:rFonts w:eastAsia="Times New Roman"/>
-          <w:color w:val="D4D4D4"/>
-        </w:rPr>
-        <w:t xml:space="preserve">; </w:t>
-      </w:r>
-      <w:r>
-        <w:rPr>
-          <w:rFonts w:eastAsia="Times New Roman"/>
-          <w:color w:val="9CDCFE"/>
-        </w:rPr>
-        <w:t>i</w:t>
-      </w:r>
-      <w:r>
-        <w:rPr>
-          <w:rFonts w:eastAsia="Times New Roman"/>
-          <w:color w:val="D4D4D4"/>
-        </w:rPr>
-        <w:t xml:space="preserve"> &lt; </w:t>
-      </w:r>
-      <w:r>
-        <w:rPr>
-          <w:rFonts w:eastAsia="Times New Roman"/>
-          <w:color w:val="9CDCFE"/>
-        </w:rPr>
-        <w:t>n</w:t>
-      </w:r>
-      <w:r>
-        <w:rPr>
-          <w:rFonts w:eastAsia="Times New Roman"/>
-          <w:color w:val="D4D4D4"/>
-        </w:rPr>
-        <w:t xml:space="preserve">; </w:t>
-      </w:r>
-      <w:r>
-        <w:rPr>
-          <w:rFonts w:eastAsia="Times New Roman"/>
-          <w:color w:val="9CDCFE"/>
-        </w:rPr>
-        <w:t>i</w:t>
-      </w:r>
-      <w:r>
-        <w:rPr>
-          <w:rFonts w:eastAsia="Times New Roman"/>
-          <w:color w:val="D4D4D4"/>
-        </w:rPr>
-        <w:t>++)</w:t>
+        <w:t>    {</w:t>
       </w:r>
     </w:p>
     <w:p>
@@ -12086,8 +12070,171 @@
           <w:rFonts w:eastAsia="Times New Roman"/>
           <w:color w:val="D4D4D4"/>
         </w:rPr>
-        <w:t>    {</w:t>
-      </w:r>
+        <w:t xml:space="preserve">        </w:t>
+      </w:r>
+      <w:r>
+        <w:rPr>
+          <w:rFonts w:eastAsia="Times New Roman"/>
+          <w:color w:val="9CDCFE"/>
+        </w:rPr>
+        <w:t>cin</w:t>
+      </w:r>
+      <w:r>
+        <w:rPr>
+          <w:rFonts w:eastAsia="Times New Roman"/>
+          <w:color w:val="D4D4D4"/>
+        </w:rPr>
+        <w:t xml:space="preserve"> </w:t>
+      </w:r>
+      <w:r>
+        <w:rPr>
+          <w:rFonts w:eastAsia="Times New Roman"/>
+          <w:color w:val="DCDCAA"/>
+        </w:rPr>
+        <w:t>&gt;&gt;</w:t>
+      </w:r>
+      <w:r>
+        <w:rPr>
+          <w:rFonts w:eastAsia="Times New Roman"/>
+          <w:color w:val="D4D4D4"/>
+        </w:rPr>
+        <w:t xml:space="preserve"> </w:t>
+      </w:r>
+      <w:r>
+        <w:rPr>
+          <w:rFonts w:eastAsia="Times New Roman"/>
+          <w:color w:val="9CDCFE"/>
+        </w:rPr>
+        <w:t>t</w:t>
+      </w:r>
+      <w:r>
+        <w:rPr>
+          <w:rFonts w:eastAsia="Times New Roman"/>
+          <w:color w:val="DCDCAA"/>
+        </w:rPr>
+        <w:t>[</w:t>
+      </w:r>
+      <w:r>
+        <w:rPr>
+          <w:rFonts w:eastAsia="Times New Roman"/>
+          <w:color w:val="9CDCFE"/>
+        </w:rPr>
+        <w:t>i</w:t>
+      </w:r>
+      <w:r>
+        <w:rPr>
+          <w:rFonts w:eastAsia="Times New Roman"/>
+          <w:color w:val="DCDCAA"/>
+        </w:rPr>
+        <w:t>]</w:t>
+      </w:r>
+      <w:r>
+        <w:rPr>
+          <w:rFonts w:eastAsia="Times New Roman"/>
+          <w:color w:val="D4D4D4"/>
+        </w:rPr>
+        <w:t xml:space="preserve"> </w:t>
+      </w:r>
+      <w:r>
+        <w:rPr>
+          <w:rFonts w:eastAsia="Times New Roman"/>
+          <w:color w:val="DCDCAA"/>
+        </w:rPr>
+        <w:t>&gt;&gt;</w:t>
+      </w:r>
+      <w:r>
+        <w:rPr>
+          <w:rFonts w:eastAsia="Times New Roman"/>
+          <w:color w:val="D4D4D4"/>
+        </w:rPr>
+        <w:t xml:space="preserve"> </w:t>
+      </w:r>
+      <w:r>
+        <w:rPr>
+          <w:rFonts w:eastAsia="Times New Roman"/>
+          <w:color w:val="9CDCFE"/>
+        </w:rPr>
+        <w:t>p</w:t>
+      </w:r>
+      <w:r>
+        <w:rPr>
+          <w:rFonts w:eastAsia="Times New Roman"/>
+          <w:color w:val="DCDCAA"/>
+        </w:rPr>
+        <w:t>[</w:t>
+      </w:r>
+      <w:r>
+        <w:rPr>
+          <w:rFonts w:eastAsia="Times New Roman"/>
+          <w:color w:val="9CDCFE"/>
+        </w:rPr>
+        <w:t>i</w:t>
+      </w:r>
+      <w:r>
+        <w:rPr>
+          <w:rFonts w:eastAsia="Times New Roman"/>
+          <w:color w:val="DCDCAA"/>
+        </w:rPr>
+        <w:t>]</w:t>
+      </w:r>
+      <w:r>
+        <w:rPr>
+          <w:rFonts w:eastAsia="Times New Roman"/>
+          <w:color w:val="D4D4D4"/>
+        </w:rPr>
+        <w:t xml:space="preserve"> </w:t>
+      </w:r>
+      <w:r>
+        <w:rPr>
+          <w:rFonts w:eastAsia="Times New Roman"/>
+          <w:color w:val="DCDCAA"/>
+        </w:rPr>
+        <w:t>&gt;&gt;</w:t>
+      </w:r>
+      <w:r>
+        <w:rPr>
+          <w:rFonts w:eastAsia="Times New Roman"/>
+          <w:color w:val="D4D4D4"/>
+        </w:rPr>
+        <w:t xml:space="preserve"> </w:t>
+      </w:r>
+      <w:r>
+        <w:rPr>
+          <w:rFonts w:eastAsia="Times New Roman"/>
+          <w:color w:val="9CDCFE"/>
+        </w:rPr>
+        <w:t>d</w:t>
+      </w:r>
+      <w:r>
+        <w:rPr>
+          <w:rFonts w:eastAsia="Times New Roman"/>
+          <w:color w:val="DCDCAA"/>
+        </w:rPr>
+        <w:t>[</w:t>
+      </w:r>
+      <w:r>
+        <w:rPr>
+          <w:rFonts w:eastAsia="Times New Roman"/>
+          <w:color w:val="9CDCFE"/>
+        </w:rPr>
+        <w:t>i</w:t>
+      </w:r>
+      <w:proofErr w:type="gramStart"/>
+      <w:r>
+        <w:rPr>
+          <w:rFonts w:eastAsia="Times New Roman"/>
+          <w:color w:val="DCDCAA"/>
+        </w:rPr>
+        <w:t>]</w:t>
+      </w:r>
+      <w:r>
+        <w:rPr>
+          <w:rFonts w:eastAsia="Times New Roman"/>
+          <w:color w:val="D4D4D4"/>
+        </w:rPr>
+        <w:t>;</w:t>
+      </w:r>
+      <w:proofErr w:type="gramEnd"/>
     </w:p>
     <w:p>
       <w:pPr>
@@ -12110,35 +12257,7 @@
           <w:rFonts w:eastAsia="Times New Roman"/>
           <w:color w:val="9CDCFE"/>
         </w:rPr>
-        <w:t>cin</w:t>
-      </w:r>
-      <w:r>
-        <w:rPr>
-          <w:rFonts w:eastAsia="Times New Roman"/>
-          <w:color w:val="D4D4D4"/>
-        </w:rPr>
-        <w:t xml:space="preserve"> </w:t>
-      </w:r>
-      <w:r>
-        <w:rPr>
-          <w:rFonts w:eastAsia="Times New Roman"/>
-          <w:color w:val="DCDCAA"/>
-        </w:rPr>
-        <w:t>&gt;&gt;</w:t>
-      </w:r>
-      <w:r>
-        <w:rPr>
-          <w:rFonts w:eastAsia="Times New Roman"/>
-          <w:color w:val="D4D4D4"/>
-        </w:rPr>
-        <w:t xml:space="preserve"> </w:t>
-      </w:r>
-      <w:r>
-        <w:rPr>
-          <w:rFonts w:eastAsia="Times New Roman"/>
-          <w:color w:val="9CDCFE"/>
-        </w:rPr>
-        <w:t>t</w:t>
+        <w:t>result</w:t>
       </w:r>
       <w:r>
         <w:rPr>
@@ -12166,99 +12285,15 @@
           <w:rFonts w:eastAsia="Times New Roman"/>
           <w:color w:val="D4D4D4"/>
         </w:rPr>
-        <w:t xml:space="preserve"> </w:t>
-      </w:r>
-      <w:r>
-        <w:rPr>
-          <w:rFonts w:eastAsia="Times New Roman"/>
-          <w:color w:val="DCDCAA"/>
-        </w:rPr>
-        <w:t>&gt;&gt;</w:t>
-      </w:r>
-      <w:r>
-        <w:rPr>
-          <w:rFonts w:eastAsia="Times New Roman"/>
-          <w:color w:val="D4D4D4"/>
-        </w:rPr>
-        <w:t xml:space="preserve"> </w:t>
-      </w:r>
-      <w:r>
-        <w:rPr>
-          <w:rFonts w:eastAsia="Times New Roman"/>
-          <w:color w:val="9CDCFE"/>
-        </w:rPr>
-        <w:t>p</w:t>
-      </w:r>
-      <w:r>
-        <w:rPr>
-          <w:rFonts w:eastAsia="Times New Roman"/>
-          <w:color w:val="DCDCAA"/>
-        </w:rPr>
-        <w:t>[</w:t>
-      </w:r>
+        <w:t xml:space="preserve"> = </w:t>
+      </w:r>
+      <w:proofErr w:type="gramStart"/>
       <w:r>
         <w:rPr>
           <w:rFonts w:eastAsia="Times New Roman"/>
           <w:color w:val="9CDCFE"/>
         </w:rPr>
         <w:t>i</w:t>
-      </w:r>
-      <w:r>
-        <w:rPr>
-          <w:rFonts w:eastAsia="Times New Roman"/>
-          <w:color w:val="DCDCAA"/>
-        </w:rPr>
-        <w:t>]</w:t>
-      </w:r>
-      <w:r>
-        <w:rPr>
-          <w:rFonts w:eastAsia="Times New Roman"/>
-          <w:color w:val="D4D4D4"/>
-        </w:rPr>
-        <w:t xml:space="preserve"> </w:t>
-      </w:r>
-      <w:r>
-        <w:rPr>
-          <w:rFonts w:eastAsia="Times New Roman"/>
-          <w:color w:val="DCDCAA"/>
-        </w:rPr>
-        <w:t>&gt;&gt;</w:t>
-      </w:r>
-      <w:r>
-        <w:rPr>
-          <w:rFonts w:eastAsia="Times New Roman"/>
-          <w:color w:val="D4D4D4"/>
-        </w:rPr>
-        <w:t xml:space="preserve"> </w:t>
-      </w:r>
-      <w:r>
-        <w:rPr>
-          <w:rFonts w:eastAsia="Times New Roman"/>
-          <w:color w:val="9CDCFE"/>
-        </w:rPr>
-        <w:t>d</w:t>
-      </w:r>
-      <w:r>
-        <w:rPr>
-          <w:rFonts w:eastAsia="Times New Roman"/>
-          <w:color w:val="DCDCAA"/>
-        </w:rPr>
-        <w:t>[</w:t>
-      </w:r>
-      <w:r>
-        <w:rPr>
-          <w:rFonts w:eastAsia="Times New Roman"/>
-          <w:color w:val="9CDCFE"/>
-        </w:rPr>
-        <w:t>i</w:t>
-      </w:r>
-      <w:proofErr w:type="gramStart"/>
-      <w:r>
-        <w:rPr>
-          <w:rFonts w:eastAsia="Times New Roman"/>
-          <w:color w:val="DCDCAA"/>
-        </w:rPr>
-        <w:t>]</w:t>
       </w:r>
       <w:r>
         <w:rPr>
@@ -12283,59 +12318,8 @@
           <w:rFonts w:eastAsia="Times New Roman"/>
           <w:color w:val="D4D4D4"/>
         </w:rPr>
-        <w:t xml:space="preserve">        </w:t>
-      </w:r>
-      <w:r>
-        <w:rPr>
-          <w:rFonts w:eastAsia="Times New Roman"/>
-          <w:color w:val="9CDCFE"/>
-        </w:rPr>
-        <w:t>result</w:t>
-      </w:r>
-      <w:r>
-        <w:rPr>
-          <w:rFonts w:eastAsia="Times New Roman"/>
-          <w:color w:val="DCDCAA"/>
-        </w:rPr>
-        <w:t>[</w:t>
-      </w:r>
-      <w:r>
-        <w:rPr>
-          <w:rFonts w:eastAsia="Times New Roman"/>
-          <w:color w:val="9CDCFE"/>
-        </w:rPr>
-        <w:t>i</w:t>
-      </w:r>
-      <w:r>
-        <w:rPr>
-          <w:rFonts w:eastAsia="Times New Roman"/>
-          <w:color w:val="DCDCAA"/>
-        </w:rPr>
-        <w:t>]</w:t>
-      </w:r>
-      <w:r>
-        <w:rPr>
-          <w:rFonts w:eastAsia="Times New Roman"/>
-          <w:color w:val="D4D4D4"/>
-        </w:rPr>
-        <w:t xml:space="preserve"> = </w:t>
-      </w:r>
-      <w:proofErr w:type="gramStart"/>
-      <w:r>
-        <w:rPr>
-          <w:rFonts w:eastAsia="Times New Roman"/>
-          <w:color w:val="9CDCFE"/>
-        </w:rPr>
-        <w:t>i</w:t>
-      </w:r>
-      <w:r>
-        <w:rPr>
-          <w:rFonts w:eastAsia="Times New Roman"/>
-          <w:color w:val="D4D4D4"/>
-        </w:rPr>
-        <w:t>;</w:t>
-      </w:r>
-      <w:proofErr w:type="gramEnd"/>
+        <w:t>    }</w:t>
+      </w:r>
     </w:p>
     <w:p>
       <w:pPr>
@@ -12346,13 +12330,6 @@
           <w:color w:val="D4D4D4"/>
         </w:rPr>
       </w:pPr>
-      <w:r>
-        <w:rPr>
-          <w:rFonts w:eastAsia="Times New Roman"/>
-          <w:color w:val="D4D4D4"/>
-        </w:rPr>
-        <w:t>    }</w:t>
-      </w:r>
     </w:p>
     <w:p>
       <w:pPr>
@@ -12363,6 +12340,85 @@
           <w:color w:val="D4D4D4"/>
         </w:rPr>
       </w:pPr>
+      <w:r>
+        <w:rPr>
+          <w:rFonts w:eastAsia="Times New Roman"/>
+          <w:color w:val="D4D4D4"/>
+        </w:rPr>
+        <w:t xml:space="preserve">    </w:t>
+      </w:r>
+      <w:proofErr w:type="gramStart"/>
+      <w:r>
+        <w:rPr>
+          <w:rFonts w:eastAsia="Times New Roman"/>
+          <w:color w:val="DCDCAA"/>
+        </w:rPr>
+        <w:t>mergeSort</w:t>
+      </w:r>
+      <w:r>
+        <w:rPr>
+          <w:rFonts w:eastAsia="Times New Roman"/>
+          <w:color w:val="D4D4D4"/>
+        </w:rPr>
+        <w:t>(</w:t>
+      </w:r>
+      <w:proofErr w:type="gramEnd"/>
+      <w:r>
+        <w:rPr>
+          <w:rFonts w:eastAsia="Times New Roman"/>
+          <w:color w:val="9CDCFE"/>
+        </w:rPr>
+        <w:t>result</w:t>
+      </w:r>
+      <w:r>
+        <w:rPr>
+          <w:rFonts w:eastAsia="Times New Roman"/>
+          <w:color w:val="D4D4D4"/>
+        </w:rPr>
+        <w:t xml:space="preserve">, </w:t>
+      </w:r>
+      <w:r>
+        <w:rPr>
+          <w:rFonts w:eastAsia="Times New Roman"/>
+          <w:color w:val="B5CEA8"/>
+        </w:rPr>
+        <w:t>0</w:t>
+      </w:r>
+      <w:r>
+        <w:rPr>
+          <w:rFonts w:eastAsia="Times New Roman"/>
+          <w:color w:val="D4D4D4"/>
+        </w:rPr>
+        <w:t xml:space="preserve">, </w:t>
+      </w:r>
+      <w:r>
+        <w:rPr>
+          <w:rFonts w:eastAsia="Times New Roman"/>
+          <w:color w:val="9CDCFE"/>
+        </w:rPr>
+        <w:t>n</w:t>
+      </w:r>
+      <w:r>
+        <w:rPr>
+          <w:rFonts w:eastAsia="Times New Roman"/>
+          <w:color w:val="D4D4D4"/>
+        </w:rPr>
+        <w:t xml:space="preserve"> - </w:t>
+      </w:r>
+      <w:r>
+        <w:rPr>
+          <w:rFonts w:eastAsia="Times New Roman"/>
+          <w:color w:val="B5CEA8"/>
+        </w:rPr>
+        <w:t>1</w:t>
+      </w:r>
+      <w:r>
+        <w:rPr>
+          <w:rFonts w:eastAsia="Times New Roman"/>
+          <w:color w:val="D4D4D4"/>
+        </w:rPr>
+        <w:t>);</w:t>
+      </w:r>
     </w:p>
     <w:p>
       <w:pPr>
@@ -12373,85 +12429,6 @@
           <w:color w:val="D4D4D4"/>
         </w:rPr>
       </w:pPr>
-      <w:r>
-        <w:rPr>
-          <w:rFonts w:eastAsia="Times New Roman"/>
-          <w:color w:val="D4D4D4"/>
-        </w:rPr>
-        <w:t xml:space="preserve">    </w:t>
-      </w:r>
-      <w:proofErr w:type="gramStart"/>
-      <w:r>
-        <w:rPr>
-          <w:rFonts w:eastAsia="Times New Roman"/>
-          <w:color w:val="DCDCAA"/>
-        </w:rPr>
-        <w:t>mergeSort</w:t>
-      </w:r>
-      <w:r>
-        <w:rPr>
-          <w:rFonts w:eastAsia="Times New Roman"/>
-          <w:color w:val="D4D4D4"/>
-        </w:rPr>
-        <w:t>(</w:t>
-      </w:r>
-      <w:proofErr w:type="gramEnd"/>
-      <w:r>
-        <w:rPr>
-          <w:rFonts w:eastAsia="Times New Roman"/>
-          <w:color w:val="9CDCFE"/>
-        </w:rPr>
-        <w:t>result</w:t>
-      </w:r>
-      <w:r>
-        <w:rPr>
-          <w:rFonts w:eastAsia="Times New Roman"/>
-          <w:color w:val="D4D4D4"/>
-        </w:rPr>
-        <w:t xml:space="preserve">, </w:t>
-      </w:r>
-      <w:r>
-        <w:rPr>
-          <w:rFonts w:eastAsia="Times New Roman"/>
-          <w:color w:val="B5CEA8"/>
-        </w:rPr>
-        <w:t>0</w:t>
-      </w:r>
-      <w:r>
-        <w:rPr>
-          <w:rFonts w:eastAsia="Times New Roman"/>
-          <w:color w:val="D4D4D4"/>
-        </w:rPr>
-        <w:t xml:space="preserve">, </w:t>
-      </w:r>
-      <w:r>
-        <w:rPr>
-          <w:rFonts w:eastAsia="Times New Roman"/>
-          <w:color w:val="9CDCFE"/>
-        </w:rPr>
-        <w:t>n</w:t>
-      </w:r>
-      <w:r>
-        <w:rPr>
-          <w:rFonts w:eastAsia="Times New Roman"/>
-          <w:color w:val="D4D4D4"/>
-        </w:rPr>
-        <w:t xml:space="preserve"> - </w:t>
-      </w:r>
-      <w:r>
-        <w:rPr>
-          <w:rFonts w:eastAsia="Times New Roman"/>
-          <w:color w:val="B5CEA8"/>
-        </w:rPr>
-        <w:t>1</w:t>
-      </w:r>
-      <w:r>
-        <w:rPr>
-          <w:rFonts w:eastAsia="Times New Roman"/>
-          <w:color w:val="D4D4D4"/>
-        </w:rPr>
-        <w:t>);</w:t>
-      </w:r>
     </w:p>
     <w:p>
       <w:pPr>
@@ -12462,6 +12439,111 @@
           <w:color w:val="D4D4D4"/>
         </w:rPr>
       </w:pPr>
+      <w:r>
+        <w:rPr>
+          <w:rFonts w:eastAsia="Times New Roman"/>
+          <w:color w:val="D4D4D4"/>
+        </w:rPr>
+        <w:t xml:space="preserve">    </w:t>
+      </w:r>
+      <w:r>
+        <w:rPr>
+          <w:rFonts w:eastAsia="Times New Roman"/>
+          <w:color w:val="C586C0"/>
+        </w:rPr>
+        <w:t>for</w:t>
+      </w:r>
+      <w:r>
+        <w:rPr>
+          <w:rFonts w:eastAsia="Times New Roman"/>
+          <w:color w:val="D4D4D4"/>
+        </w:rPr>
+        <w:t xml:space="preserve"> (</w:t>
+      </w:r>
+      <w:r>
+        <w:rPr>
+          <w:rFonts w:eastAsia="Times New Roman"/>
+          <w:color w:val="569CD6"/>
+        </w:rPr>
+        <w:t>int</w:t>
+      </w:r>
+      <w:r>
+        <w:rPr>
+          <w:rFonts w:eastAsia="Times New Roman"/>
+          <w:color w:val="D4D4D4"/>
+        </w:rPr>
+        <w:t xml:space="preserve"> </w:t>
+      </w:r>
+      <w:r>
+        <w:rPr>
+          <w:rFonts w:eastAsia="Times New Roman"/>
+          <w:color w:val="9CDCFE"/>
+        </w:rPr>
+        <w:t>i</w:t>
+      </w:r>
+      <w:r>
+        <w:rPr>
+          <w:rFonts w:eastAsia="Times New Roman"/>
+          <w:color w:val="D4D4D4"/>
+        </w:rPr>
+        <w:t xml:space="preserve"> = </w:t>
+      </w:r>
+      <w:r>
+        <w:rPr>
+          <w:rFonts w:eastAsia="Times New Roman"/>
+          <w:color w:val="B5CEA8"/>
+        </w:rPr>
+        <w:t>0</w:t>
+      </w:r>
+      <w:r>
+        <w:rPr>
+          <w:rFonts w:eastAsia="Times New Roman"/>
+          <w:color w:val="D4D4D4"/>
+        </w:rPr>
+        <w:t xml:space="preserve">; </w:t>
+      </w:r>
+      <w:r>
+        <w:rPr>
+          <w:rFonts w:eastAsia="Times New Roman"/>
+          <w:color w:val="9CDCFE"/>
+        </w:rPr>
+        <w:t>i</w:t>
+      </w:r>
+      <w:r>
+        <w:rPr>
+          <w:rFonts w:eastAsia="Times New Roman"/>
+          <w:color w:val="D4D4D4"/>
+        </w:rPr>
+        <w:t xml:space="preserve"> &lt; </w:t>
+      </w:r>
+      <w:r>
+        <w:rPr>
+          <w:rFonts w:eastAsia="Times New Roman"/>
+          <w:color w:val="9CDCFE"/>
+        </w:rPr>
+        <w:t>n</w:t>
+      </w:r>
+      <w:r>
+        <w:rPr>
+          <w:rFonts w:eastAsia="Times New Roman"/>
+          <w:color w:val="D4D4D4"/>
+        </w:rPr>
+        <w:t xml:space="preserve">; </w:t>
+      </w:r>
+      <w:r>
+        <w:rPr>
+          <w:rFonts w:eastAsia="Times New Roman"/>
+          <w:color w:val="9CDCFE"/>
+        </w:rPr>
+        <w:t>i</w:t>
+      </w:r>
+      <w:r>
+        <w:rPr>
+          <w:rFonts w:eastAsia="Times New Roman"/>
+          <w:color w:val="D4D4D4"/>
+        </w:rPr>
+        <w:t>++)</w:t>
+      </w:r>
     </w:p>
     <w:p>
       <w:pPr>
@@ -12477,105 +12559,7 @@
           <w:rFonts w:eastAsia="Times New Roman"/>
           <w:color w:val="D4D4D4"/>
         </w:rPr>
-        <w:t xml:space="preserve">    </w:t>
-      </w:r>
-      <w:r>
-        <w:rPr>
-          <w:rFonts w:eastAsia="Times New Roman"/>
-          <w:color w:val="C586C0"/>
-        </w:rPr>
-        <w:t>for</w:t>
-      </w:r>
-      <w:r>
-        <w:rPr>
-          <w:rFonts w:eastAsia="Times New Roman"/>
-          <w:color w:val="D4D4D4"/>
-        </w:rPr>
-        <w:t xml:space="preserve"> (</w:t>
-      </w:r>
-      <w:r>
-        <w:rPr>
-          <w:rFonts w:eastAsia="Times New Roman"/>
-          <w:color w:val="569CD6"/>
-        </w:rPr>
-        <w:t>int</w:t>
-      </w:r>
-      <w:r>
-        <w:rPr>
-          <w:rFonts w:eastAsia="Times New Roman"/>
-          <w:color w:val="D4D4D4"/>
-        </w:rPr>
-        <w:t xml:space="preserve"> </w:t>
-      </w:r>
-      <w:r>
-        <w:rPr>
-          <w:rFonts w:eastAsia="Times New Roman"/>
-          <w:color w:val="9CDCFE"/>
-        </w:rPr>
-        <w:t>i</w:t>
-      </w:r>
-      <w:r>
-        <w:rPr>
-          <w:rFonts w:eastAsia="Times New Roman"/>
-          <w:color w:val="D4D4D4"/>
-        </w:rPr>
-        <w:t xml:space="preserve"> = </w:t>
-      </w:r>
-      <w:r>
-        <w:rPr>
-          <w:rFonts w:eastAsia="Times New Roman"/>
-          <w:color w:val="B5CEA8"/>
-        </w:rPr>
-        <w:t>0</w:t>
-      </w:r>
-      <w:r>
-        <w:rPr>
-          <w:rFonts w:eastAsia="Times New Roman"/>
-          <w:color w:val="D4D4D4"/>
-        </w:rPr>
-        <w:t xml:space="preserve">; </w:t>
-      </w:r>
-      <w:r>
-        <w:rPr>
-          <w:rFonts w:eastAsia="Times New Roman"/>
-          <w:color w:val="9CDCFE"/>
-        </w:rPr>
-        <w:t>i</w:t>
-      </w:r>
-      <w:r>
-        <w:rPr>
-          <w:rFonts w:eastAsia="Times New Roman"/>
-          <w:color w:val="D4D4D4"/>
-        </w:rPr>
-        <w:t xml:space="preserve"> &lt; </w:t>
-      </w:r>
-      <w:r>
-        <w:rPr>
-          <w:rFonts w:eastAsia="Times New Roman"/>
-          <w:color w:val="9CDCFE"/>
-        </w:rPr>
-        <w:t>n</w:t>
-      </w:r>
-      <w:r>
-        <w:rPr>
-          <w:rFonts w:eastAsia="Times New Roman"/>
-          <w:color w:val="D4D4D4"/>
-        </w:rPr>
-        <w:t xml:space="preserve">; </w:t>
-      </w:r>
-      <w:r>
-        <w:rPr>
-          <w:rFonts w:eastAsia="Times New Roman"/>
-          <w:color w:val="9CDCFE"/>
-        </w:rPr>
-        <w:t>i</w:t>
-      </w:r>
-      <w:r>
-        <w:rPr>
-          <w:rFonts w:eastAsia="Times New Roman"/>
-          <w:color w:val="D4D4D4"/>
-        </w:rPr>
-        <w:t>++)</w:t>
+        <w:t>    {</w:t>
       </w:r>
     </w:p>
     <w:p>
@@ -12592,8 +12576,80 @@
           <w:rFonts w:eastAsia="Times New Roman"/>
           <w:color w:val="D4D4D4"/>
         </w:rPr>
-        <w:t>    {</w:t>
-      </w:r>
+        <w:t xml:space="preserve">        </w:t>
+      </w:r>
+      <w:r>
+        <w:rPr>
+          <w:rFonts w:eastAsia="Times New Roman"/>
+          <w:color w:val="9CDCFE"/>
+        </w:rPr>
+        <w:t>time</w:t>
+      </w:r>
+      <w:r>
+        <w:rPr>
+          <w:rFonts w:eastAsia="Times New Roman"/>
+          <w:color w:val="D4D4D4"/>
+        </w:rPr>
+        <w:t xml:space="preserve"> += </w:t>
+      </w:r>
+      <w:r>
+        <w:rPr>
+          <w:rFonts w:eastAsia="Times New Roman"/>
+          <w:color w:val="9CDCFE"/>
+        </w:rPr>
+        <w:t>t</w:t>
+      </w:r>
+      <w:r>
+        <w:rPr>
+          <w:rFonts w:eastAsia="Times New Roman"/>
+          <w:color w:val="DCDCAA"/>
+        </w:rPr>
+        <w:t>[</w:t>
+      </w:r>
+      <w:r>
+        <w:rPr>
+          <w:rFonts w:eastAsia="Times New Roman"/>
+          <w:color w:val="9CDCFE"/>
+        </w:rPr>
+        <w:t>result</w:t>
+      </w:r>
+      <w:r>
+        <w:rPr>
+          <w:rFonts w:eastAsia="Times New Roman"/>
+          <w:color w:val="DCDCAA"/>
+        </w:rPr>
+        <w:t>[</w:t>
+      </w:r>
+      <w:r>
+        <w:rPr>
+          <w:rFonts w:eastAsia="Times New Roman"/>
+          <w:color w:val="9CDCFE"/>
+        </w:rPr>
+        <w:t>i</w:t>
+      </w:r>
+      <w:r>
+        <w:rPr>
+          <w:rFonts w:eastAsia="Times New Roman"/>
+          <w:color w:val="DCDCAA"/>
+        </w:rPr>
+        <w:t>]</w:t>
+      </w:r>
+      <w:proofErr w:type="gramStart"/>
+      <w:r>
+        <w:rPr>
+          <w:rFonts w:eastAsia="Times New Roman"/>
+          <w:color w:val="DCDCAA"/>
+        </w:rPr>
+        <w:t>]</w:t>
+      </w:r>
+      <w:r>
+        <w:rPr>
+          <w:rFonts w:eastAsia="Times New Roman"/>
+          <w:color w:val="D4D4D4"/>
+        </w:rPr>
+        <w:t>;</w:t>
+      </w:r>
+      <w:proofErr w:type="gramEnd"/>
     </w:p>
     <w:p>
       <w:pPr>
@@ -12614,6 +12670,20 @@
       <w:r>
         <w:rPr>
           <w:rFonts w:eastAsia="Times New Roman"/>
+          <w:color w:val="C586C0"/>
+        </w:rPr>
+        <w:t>if</w:t>
+      </w:r>
+      <w:r>
+        <w:rPr>
+          <w:rFonts w:eastAsia="Times New Roman"/>
+          <w:color w:val="D4D4D4"/>
+        </w:rPr>
+        <w:t xml:space="preserve"> (</w:t>
+      </w:r>
+      <w:r>
+        <w:rPr>
+          <w:rFonts w:eastAsia="Times New Roman"/>
           <w:color w:val="9CDCFE"/>
         </w:rPr>
         <w:t>time</w:t>
@@ -12623,14 +12693,14 @@
           <w:rFonts w:eastAsia="Times New Roman"/>
           <w:color w:val="D4D4D4"/>
         </w:rPr>
-        <w:t xml:space="preserve"> += </w:t>
-      </w:r>
-      <w:r>
-        <w:rPr>
-          <w:rFonts w:eastAsia="Times New Roman"/>
-          <w:color w:val="9CDCFE"/>
-        </w:rPr>
-        <w:t>t</w:t>
+        <w:t xml:space="preserve"> &gt; </w:t>
+      </w:r>
+      <w:r>
+        <w:rPr>
+          <w:rFonts w:eastAsia="Times New Roman"/>
+          <w:color w:val="9CDCFE"/>
+        </w:rPr>
+        <w:t>d</w:t>
       </w:r>
       <w:r>
         <w:rPr>
@@ -12665,24 +12735,15 @@
           <w:rFonts w:eastAsia="Times New Roman"/>
           <w:color w:val="DCDCAA"/>
         </w:rPr>
-        <w:t>]</w:t>
-      </w:r>
-      <w:proofErr w:type="gramStart"/>
-      <w:r>
-        <w:rPr>
-          <w:rFonts w:eastAsia="Times New Roman"/>
-          <w:color w:val="DCDCAA"/>
-        </w:rPr>
-        <w:t>]</w:t>
-      </w:r>
-      <w:r>
-        <w:rPr>
-          <w:rFonts w:eastAsia="Times New Roman"/>
-          <w:color w:val="D4D4D4"/>
-        </w:rPr>
-        <w:t>;</w:t>
-      </w:r>
-      <w:proofErr w:type="gramEnd"/>
+        <w:t>]]</w:t>
+      </w:r>
+      <w:r>
+        <w:rPr>
+          <w:rFonts w:eastAsia="Times New Roman"/>
+          <w:color w:val="D4D4D4"/>
+        </w:rPr>
+        <w:t>)</w:t>
+      </w:r>
     </w:p>
     <w:p>
       <w:pPr>
@@ -12698,42 +12759,28 @@
           <w:rFonts w:eastAsia="Times New Roman"/>
           <w:color w:val="D4D4D4"/>
         </w:rPr>
-        <w:t xml:space="preserve">        </w:t>
-      </w:r>
-      <w:r>
-        <w:rPr>
-          <w:rFonts w:eastAsia="Times New Roman"/>
-          <w:color w:val="C586C0"/>
-        </w:rPr>
-        <w:t>if</w:t>
-      </w:r>
-      <w:r>
-        <w:rPr>
-          <w:rFonts w:eastAsia="Times New Roman"/>
-          <w:color w:val="D4D4D4"/>
-        </w:rPr>
-        <w:t xml:space="preserve"> (</w:t>
-      </w:r>
-      <w:r>
-        <w:rPr>
-          <w:rFonts w:eastAsia="Times New Roman"/>
-          <w:color w:val="9CDCFE"/>
-        </w:rPr>
-        <w:t>time</w:t>
-      </w:r>
-      <w:r>
-        <w:rPr>
-          <w:rFonts w:eastAsia="Times New Roman"/>
-          <w:color w:val="D4D4D4"/>
-        </w:rPr>
-        <w:t xml:space="preserve"> &gt; </w:t>
-      </w:r>
-      <w:r>
-        <w:rPr>
-          <w:rFonts w:eastAsia="Times New Roman"/>
-          <w:color w:val="9CDCFE"/>
-        </w:rPr>
-        <w:t>d</w:t>
+        <w:t xml:space="preserve">            </w:t>
+      </w:r>
+      <w:r>
+        <w:rPr>
+          <w:rFonts w:eastAsia="Times New Roman"/>
+          <w:color w:val="9CDCFE"/>
+        </w:rPr>
+        <w:t>minPenalties</w:t>
+      </w:r>
+      <w:r>
+        <w:rPr>
+          <w:rFonts w:eastAsia="Times New Roman"/>
+          <w:color w:val="D4D4D4"/>
+        </w:rPr>
+        <w:t xml:space="preserve"> += </w:t>
+      </w:r>
+      <w:r>
+        <w:rPr>
+          <w:rFonts w:eastAsia="Times New Roman"/>
+          <w:color w:val="9CDCFE"/>
+        </w:rPr>
+        <w:t>p</w:t>
       </w:r>
       <w:r>
         <w:rPr>
@@ -12768,15 +12815,24 @@
           <w:rFonts w:eastAsia="Times New Roman"/>
           <w:color w:val="DCDCAA"/>
         </w:rPr>
-        <w:t>]]</w:t>
-      </w:r>
-      <w:r>
-        <w:rPr>
-          <w:rFonts w:eastAsia="Times New Roman"/>
-          <w:color w:val="D4D4D4"/>
-        </w:rPr>
-        <w:t>)</w:t>
-      </w:r>
+        <w:t>]</w:t>
+      </w:r>
+      <w:proofErr w:type="gramStart"/>
+      <w:r>
+        <w:rPr>
+          <w:rFonts w:eastAsia="Times New Roman"/>
+          <w:color w:val="DCDCAA"/>
+        </w:rPr>
+        <w:t>]</w:t>
+      </w:r>
+      <w:r>
+        <w:rPr>
+          <w:rFonts w:eastAsia="Times New Roman"/>
+          <w:color w:val="D4D4D4"/>
+        </w:rPr>
+        <w:t>;</w:t>
+      </w:r>
+      <w:proofErr w:type="gramEnd"/>
     </w:p>
     <w:p>
       <w:pPr>
@@ -12787,85 +12843,6 @@
           <w:color w:val="D4D4D4"/>
         </w:rPr>
       </w:pPr>
-      <w:r>
-        <w:rPr>
-          <w:rFonts w:eastAsia="Times New Roman"/>
-          <w:color w:val="D4D4D4"/>
-        </w:rPr>
-        <w:t xml:space="preserve">            </w:t>
-      </w:r>
-      <w:r>
-        <w:rPr>
-          <w:rFonts w:eastAsia="Times New Roman"/>
-          <w:color w:val="9CDCFE"/>
-        </w:rPr>
-        <w:t>minPenalties</w:t>
-      </w:r>
-      <w:r>
-        <w:rPr>
-          <w:rFonts w:eastAsia="Times New Roman"/>
-          <w:color w:val="D4D4D4"/>
-        </w:rPr>
-        <w:t xml:space="preserve"> += </w:t>
-      </w:r>
-      <w:r>
-        <w:rPr>
-          <w:rFonts w:eastAsia="Times New Roman"/>
-          <w:color w:val="9CDCFE"/>
-        </w:rPr>
-        <w:t>p</w:t>
-      </w:r>
-      <w:r>
-        <w:rPr>
-          <w:rFonts w:eastAsia="Times New Roman"/>
-          <w:color w:val="DCDCAA"/>
-        </w:rPr>
-        <w:t>[</w:t>
-      </w:r>
-      <w:r>
-        <w:rPr>
-          <w:rFonts w:eastAsia="Times New Roman"/>
-          <w:color w:val="9CDCFE"/>
-        </w:rPr>
-        <w:t>result</w:t>
-      </w:r>
-      <w:r>
-        <w:rPr>
-          <w:rFonts w:eastAsia="Times New Roman"/>
-          <w:color w:val="DCDCAA"/>
-        </w:rPr>
-        <w:t>[</w:t>
-      </w:r>
-      <w:r>
-        <w:rPr>
-          <w:rFonts w:eastAsia="Times New Roman"/>
-          <w:color w:val="9CDCFE"/>
-        </w:rPr>
-        <w:t>i</w:t>
-      </w:r>
-      <w:r>
-        <w:rPr>
-          <w:rFonts w:eastAsia="Times New Roman"/>
-          <w:color w:val="DCDCAA"/>
-        </w:rPr>
-        <w:t>]</w:t>
-      </w:r>
-      <w:proofErr w:type="gramStart"/>
-      <w:r>
-        <w:rPr>
-          <w:rFonts w:eastAsia="Times New Roman"/>
-          <w:color w:val="DCDCAA"/>
-        </w:rPr>
-        <w:t>]</w:t>
-      </w:r>
-      <w:r>
-        <w:rPr>
-          <w:rFonts w:eastAsia="Times New Roman"/>
-          <w:color w:val="D4D4D4"/>
-        </w:rPr>
-        <w:t>;</w:t>
-      </w:r>
-      <w:proofErr w:type="gramEnd"/>
     </w:p>
     <w:p>
       <w:pPr>
@@ -12876,6 +12853,498 @@
           <w:color w:val="D4D4D4"/>
         </w:rPr>
       </w:pPr>
+      <w:r>
+        <w:rPr>
+          <w:rFonts w:eastAsia="Times New Roman"/>
+          <w:color w:val="D4D4D4"/>
+        </w:rPr>
+        <w:t xml:space="preserve">        </w:t>
+      </w:r>
+      <w:r>
+        <w:rPr>
+          <w:rFonts w:eastAsia="Times New Roman"/>
+          <w:color w:val="9CDCFE"/>
+        </w:rPr>
+        <w:t>cout</w:t>
+      </w:r>
+      <w:r>
+        <w:rPr>
+          <w:rFonts w:eastAsia="Times New Roman"/>
+          <w:color w:val="D4D4D4"/>
+        </w:rPr>
+        <w:t xml:space="preserve"> </w:t>
+      </w:r>
+      <w:r>
+        <w:rPr>
+          <w:rFonts w:eastAsia="Times New Roman"/>
+          <w:color w:val="DCDCAA"/>
+        </w:rPr>
+        <w:t>&lt;&lt;</w:t>
+      </w:r>
+      <w:r>
+        <w:rPr>
+          <w:rFonts w:eastAsia="Times New Roman"/>
+          <w:color w:val="D4D4D4"/>
+        </w:rPr>
+        <w:t xml:space="preserve"> </w:t>
+      </w:r>
+      <w:r>
+        <w:rPr>
+          <w:rFonts w:eastAsia="Times New Roman"/>
+          <w:color w:val="9CDCFE"/>
+        </w:rPr>
+        <w:t>i</w:t>
+      </w:r>
+      <w:r>
+        <w:rPr>
+          <w:rFonts w:eastAsia="Times New Roman"/>
+          <w:color w:val="D4D4D4"/>
+        </w:rPr>
+        <w:t xml:space="preserve"> + </w:t>
+      </w:r>
+      <w:r>
+        <w:rPr>
+          <w:rFonts w:eastAsia="Times New Roman"/>
+          <w:color w:val="B5CEA8"/>
+        </w:rPr>
+        <w:t>1</w:t>
+      </w:r>
+      <w:r>
+        <w:rPr>
+          <w:rFonts w:eastAsia="Times New Roman"/>
+          <w:color w:val="D4D4D4"/>
+        </w:rPr>
+        <w:t xml:space="preserve"> </w:t>
+      </w:r>
+      <w:r>
+        <w:rPr>
+          <w:rFonts w:eastAsia="Times New Roman"/>
+          <w:color w:val="DCDCAA"/>
+        </w:rPr>
+        <w:t>&lt;&lt;</w:t>
+      </w:r>
+      <w:r>
+        <w:rPr>
+          <w:rFonts w:eastAsia="Times New Roman"/>
+          <w:color w:val="D4D4D4"/>
+        </w:rPr>
+        <w:t xml:space="preserve"> </w:t>
+      </w:r>
+      <w:r>
+        <w:rPr>
+          <w:rFonts w:eastAsia="Times New Roman"/>
+          <w:color w:val="CE9178"/>
+        </w:rPr>
+        <w:t>". "</w:t>
+      </w:r>
+      <w:r>
+        <w:rPr>
+          <w:rFonts w:eastAsia="Times New Roman"/>
+          <w:color w:val="D4D4D4"/>
+        </w:rPr>
+        <w:t xml:space="preserve"> </w:t>
+      </w:r>
+      <w:r>
+        <w:rPr>
+          <w:rFonts w:eastAsia="Times New Roman"/>
+          <w:color w:val="DCDCAA"/>
+        </w:rPr>
+        <w:t>&lt;&lt;</w:t>
+      </w:r>
+      <w:r>
+        <w:rPr>
+          <w:rFonts w:eastAsia="Times New Roman"/>
+          <w:color w:val="D4D4D4"/>
+        </w:rPr>
+        <w:t xml:space="preserve"> </w:t>
+      </w:r>
+      <w:r>
+        <w:rPr>
+          <w:rFonts w:eastAsia="Times New Roman"/>
+          <w:color w:val="CE9178"/>
+        </w:rPr>
+        <w:t>"(job number: "</w:t>
+      </w:r>
+      <w:r>
+        <w:rPr>
+          <w:rFonts w:eastAsia="Times New Roman"/>
+          <w:color w:val="D4D4D4"/>
+        </w:rPr>
+        <w:t xml:space="preserve"> </w:t>
+      </w:r>
+      <w:r>
+        <w:rPr>
+          <w:rFonts w:eastAsia="Times New Roman"/>
+          <w:color w:val="DCDCAA"/>
+        </w:rPr>
+        <w:t>&lt;&lt;</w:t>
+      </w:r>
+      <w:r>
+        <w:rPr>
+          <w:rFonts w:eastAsia="Times New Roman"/>
+          <w:color w:val="D4D4D4"/>
+        </w:rPr>
+        <w:t xml:space="preserve"> </w:t>
+      </w:r>
+      <w:r>
+        <w:rPr>
+          <w:rFonts w:eastAsia="Times New Roman"/>
+          <w:color w:val="9CDCFE"/>
+        </w:rPr>
+        <w:t>result</w:t>
+      </w:r>
+      <w:r>
+        <w:rPr>
+          <w:rFonts w:eastAsia="Times New Roman"/>
+          <w:color w:val="DCDCAA"/>
+        </w:rPr>
+        <w:t>[</w:t>
+      </w:r>
+      <w:r>
+        <w:rPr>
+          <w:rFonts w:eastAsia="Times New Roman"/>
+          <w:color w:val="9CDCFE"/>
+        </w:rPr>
+        <w:t>i</w:t>
+      </w:r>
+      <w:r>
+        <w:rPr>
+          <w:rFonts w:eastAsia="Times New Roman"/>
+          <w:color w:val="DCDCAA"/>
+        </w:rPr>
+        <w:t>]</w:t>
+      </w:r>
+      <w:r>
+        <w:rPr>
+          <w:rFonts w:eastAsia="Times New Roman"/>
+          <w:color w:val="D4D4D4"/>
+        </w:rPr>
+        <w:t xml:space="preserve"> + </w:t>
+      </w:r>
+      <w:r>
+        <w:rPr>
+          <w:rFonts w:eastAsia="Times New Roman"/>
+          <w:color w:val="B5CEA8"/>
+        </w:rPr>
+        <w:t>1</w:t>
+      </w:r>
+      <w:r>
+        <w:rPr>
+          <w:rFonts w:eastAsia="Times New Roman"/>
+          <w:color w:val="D4D4D4"/>
+        </w:rPr>
+        <w:t xml:space="preserve"> </w:t>
+      </w:r>
+      <w:r>
+        <w:rPr>
+          <w:rFonts w:eastAsia="Times New Roman"/>
+          <w:color w:val="DCDCAA"/>
+        </w:rPr>
+        <w:t>&lt;&lt;</w:t>
+      </w:r>
+      <w:r>
+        <w:rPr>
+          <w:rFonts w:eastAsia="Times New Roman"/>
+          <w:color w:val="D4D4D4"/>
+        </w:rPr>
+        <w:t xml:space="preserve"> </w:t>
+      </w:r>
+      <w:r>
+        <w:rPr>
+          <w:rFonts w:eastAsia="Times New Roman"/>
+          <w:color w:val="CE9178"/>
+        </w:rPr>
+        <w:t>"), time: "</w:t>
+      </w:r>
+      <w:r>
+        <w:rPr>
+          <w:rFonts w:eastAsia="Times New Roman"/>
+          <w:color w:val="D4D4D4"/>
+        </w:rPr>
+        <w:t xml:space="preserve"> </w:t>
+      </w:r>
+      <w:r>
+        <w:rPr>
+          <w:rFonts w:eastAsia="Times New Roman"/>
+          <w:color w:val="DCDCAA"/>
+        </w:rPr>
+        <w:t>&lt;&lt;</w:t>
+      </w:r>
+      <w:r>
+        <w:rPr>
+          <w:rFonts w:eastAsia="Times New Roman"/>
+          <w:color w:val="D4D4D4"/>
+        </w:rPr>
+        <w:t xml:space="preserve"> </w:t>
+      </w:r>
+      <w:r>
+        <w:rPr>
+          <w:rFonts w:eastAsia="Times New Roman"/>
+          <w:color w:val="9CDCFE"/>
+        </w:rPr>
+        <w:t>t</w:t>
+      </w:r>
+      <w:r>
+        <w:rPr>
+          <w:rFonts w:eastAsia="Times New Roman"/>
+          <w:color w:val="DCDCAA"/>
+        </w:rPr>
+        <w:t>[</w:t>
+      </w:r>
+      <w:r>
+        <w:rPr>
+          <w:rFonts w:eastAsia="Times New Roman"/>
+          <w:color w:val="9CDCFE"/>
+        </w:rPr>
+        <w:t>result</w:t>
+      </w:r>
+      <w:r>
+        <w:rPr>
+          <w:rFonts w:eastAsia="Times New Roman"/>
+          <w:color w:val="DCDCAA"/>
+        </w:rPr>
+        <w:t>[</w:t>
+      </w:r>
+      <w:r>
+        <w:rPr>
+          <w:rFonts w:eastAsia="Times New Roman"/>
+          <w:color w:val="9CDCFE"/>
+        </w:rPr>
+        <w:t>i</w:t>
+      </w:r>
+      <w:r>
+        <w:rPr>
+          <w:rFonts w:eastAsia="Times New Roman"/>
+          <w:color w:val="DCDCAA"/>
+        </w:rPr>
+        <w:t>]]</w:t>
+      </w:r>
+      <w:r>
+        <w:rPr>
+          <w:rFonts w:eastAsia="Times New Roman"/>
+          <w:color w:val="D4D4D4"/>
+        </w:rPr>
+        <w:t xml:space="preserve"> </w:t>
+      </w:r>
+      <w:r>
+        <w:rPr>
+          <w:rFonts w:eastAsia="Times New Roman"/>
+          <w:color w:val="DCDCAA"/>
+        </w:rPr>
+        <w:t>&lt;&lt;</w:t>
+      </w:r>
+      <w:r>
+        <w:rPr>
+          <w:rFonts w:eastAsia="Times New Roman"/>
+          <w:color w:val="D4D4D4"/>
+        </w:rPr>
+        <w:t xml:space="preserve"> </w:t>
+      </w:r>
+      <w:r>
+        <w:rPr>
+          <w:rFonts w:eastAsia="Times New Roman"/>
+          <w:color w:val="CE9178"/>
+        </w:rPr>
+        <w:t>" penalty: "</w:t>
+      </w:r>
+      <w:r>
+        <w:rPr>
+          <w:rFonts w:eastAsia="Times New Roman"/>
+          <w:color w:val="D4D4D4"/>
+        </w:rPr>
+        <w:t xml:space="preserve"> </w:t>
+      </w:r>
+      <w:r>
+        <w:rPr>
+          <w:rFonts w:eastAsia="Times New Roman"/>
+          <w:color w:val="DCDCAA"/>
+        </w:rPr>
+        <w:t>&lt;&lt;</w:t>
+      </w:r>
+      <w:r>
+        <w:rPr>
+          <w:rFonts w:eastAsia="Times New Roman"/>
+          <w:color w:val="D4D4D4"/>
+        </w:rPr>
+        <w:t xml:space="preserve"> </w:t>
+      </w:r>
+      <w:r>
+        <w:rPr>
+          <w:rFonts w:eastAsia="Times New Roman"/>
+          <w:color w:val="9CDCFE"/>
+        </w:rPr>
+        <w:t>p</w:t>
+      </w:r>
+      <w:r>
+        <w:rPr>
+          <w:rFonts w:eastAsia="Times New Roman"/>
+          <w:color w:val="DCDCAA"/>
+        </w:rPr>
+        <w:t>[</w:t>
+      </w:r>
+      <w:r>
+        <w:rPr>
+          <w:rFonts w:eastAsia="Times New Roman"/>
+          <w:color w:val="9CDCFE"/>
+        </w:rPr>
+        <w:t>result</w:t>
+      </w:r>
+      <w:r>
+        <w:rPr>
+          <w:rFonts w:eastAsia="Times New Roman"/>
+          <w:color w:val="DCDCAA"/>
+        </w:rPr>
+        <w:t>[</w:t>
+      </w:r>
+      <w:r>
+        <w:rPr>
+          <w:rFonts w:eastAsia="Times New Roman"/>
+          <w:color w:val="9CDCFE"/>
+        </w:rPr>
+        <w:t>i</w:t>
+      </w:r>
+      <w:r>
+        <w:rPr>
+          <w:rFonts w:eastAsia="Times New Roman"/>
+          <w:color w:val="DCDCAA"/>
+        </w:rPr>
+        <w:t>]]</w:t>
+      </w:r>
+      <w:r>
+        <w:rPr>
+          <w:rFonts w:eastAsia="Times New Roman"/>
+          <w:color w:val="D4D4D4"/>
+        </w:rPr>
+        <w:t xml:space="preserve"> </w:t>
+      </w:r>
+      <w:r>
+        <w:rPr>
+          <w:rFonts w:eastAsia="Times New Roman"/>
+          <w:color w:val="DCDCAA"/>
+        </w:rPr>
+        <w:t>&lt;&lt;</w:t>
+      </w:r>
+      <w:r>
+        <w:rPr>
+          <w:rFonts w:eastAsia="Times New Roman"/>
+          <w:color w:val="D4D4D4"/>
+        </w:rPr>
+        <w:t xml:space="preserve"> </w:t>
+      </w:r>
+      <w:proofErr w:type="gramStart"/>
+      <w:r>
+        <w:rPr>
+          <w:rFonts w:eastAsia="Times New Roman"/>
+          <w:color w:val="CE9178"/>
+        </w:rPr>
+        <w:t>"  deadline</w:t>
+      </w:r>
+      <w:proofErr w:type="gramEnd"/>
+      <w:r>
+        <w:rPr>
+          <w:rFonts w:eastAsia="Times New Roman"/>
+          <w:color w:val="CE9178"/>
+        </w:rPr>
+        <w:t>: "</w:t>
+      </w:r>
+      <w:r>
+        <w:rPr>
+          <w:rFonts w:eastAsia="Times New Roman"/>
+          <w:color w:val="D4D4D4"/>
+        </w:rPr>
+        <w:t xml:space="preserve"> </w:t>
+      </w:r>
+      <w:r>
+        <w:rPr>
+          <w:rFonts w:eastAsia="Times New Roman"/>
+          <w:color w:val="DCDCAA"/>
+        </w:rPr>
+        <w:t>&lt;&lt;</w:t>
+      </w:r>
+      <w:r>
+        <w:rPr>
+          <w:rFonts w:eastAsia="Times New Roman"/>
+          <w:color w:val="D4D4D4"/>
+        </w:rPr>
+        <w:t xml:space="preserve"> </w:t>
+      </w:r>
+      <w:r>
+        <w:rPr>
+          <w:rFonts w:eastAsia="Times New Roman"/>
+          <w:color w:val="9CDCFE"/>
+        </w:rPr>
+        <w:t>d</w:t>
+      </w:r>
+      <w:r>
+        <w:rPr>
+          <w:rFonts w:eastAsia="Times New Roman"/>
+          <w:color w:val="DCDCAA"/>
+        </w:rPr>
+        <w:t>[</w:t>
+      </w:r>
+      <w:r>
+        <w:rPr>
+          <w:rFonts w:eastAsia="Times New Roman"/>
+          <w:color w:val="9CDCFE"/>
+        </w:rPr>
+        <w:t>result</w:t>
+      </w:r>
+      <w:r>
+        <w:rPr>
+          <w:rFonts w:eastAsia="Times New Roman"/>
+          <w:color w:val="DCDCAA"/>
+        </w:rPr>
+        <w:t>[</w:t>
+      </w:r>
+      <w:r>
+        <w:rPr>
+          <w:rFonts w:eastAsia="Times New Roman"/>
+          <w:color w:val="9CDCFE"/>
+        </w:rPr>
+        <w:t>i</w:t>
+      </w:r>
+      <w:r>
+        <w:rPr>
+          <w:rFonts w:eastAsia="Times New Roman"/>
+          <w:color w:val="DCDCAA"/>
+        </w:rPr>
+        <w:t>]]</w:t>
+      </w:r>
+      <w:r>
+        <w:rPr>
+          <w:rFonts w:eastAsia="Times New Roman"/>
+          <w:color w:val="D4D4D4"/>
+        </w:rPr>
+        <w:t xml:space="preserve"> </w:t>
+      </w:r>
+      <w:r>
+        <w:rPr>
+          <w:rFonts w:eastAsia="Times New Roman"/>
+          <w:color w:val="DCDCAA"/>
+        </w:rPr>
+        <w:t>&lt;&lt;</w:t>
+      </w:r>
+      <w:r>
+        <w:rPr>
+          <w:rFonts w:eastAsia="Times New Roman"/>
+          <w:color w:val="D4D4D4"/>
+        </w:rPr>
+        <w:t xml:space="preserve"> </w:t>
+      </w:r>
+      <w:r>
+        <w:rPr>
+          <w:rFonts w:eastAsia="Times New Roman"/>
+          <w:color w:val="DCDCAA"/>
+        </w:rPr>
+        <w:t>endl</w:t>
+      </w:r>
+      <w:r>
+        <w:rPr>
+          <w:rFonts w:eastAsia="Times New Roman"/>
+          <w:color w:val="D4D4D4"/>
+        </w:rPr>
+        <w:t>;</w:t>
+      </w:r>
     </w:p>
     <w:p>
       <w:pPr>
@@ -12891,492 +13360,7 @@
           <w:rFonts w:eastAsia="Times New Roman"/>
           <w:color w:val="D4D4D4"/>
         </w:rPr>
-        <w:t xml:space="preserve">        </w:t>
-      </w:r>
-      <w:r>
-        <w:rPr>
-          <w:rFonts w:eastAsia="Times New Roman"/>
-          <w:color w:val="9CDCFE"/>
-        </w:rPr>
-        <w:t>cout</w:t>
-      </w:r>
-      <w:r>
-        <w:rPr>
-          <w:rFonts w:eastAsia="Times New Roman"/>
-          <w:color w:val="D4D4D4"/>
-        </w:rPr>
-        <w:t xml:space="preserve"> </w:t>
-      </w:r>
-      <w:r>
-        <w:rPr>
-          <w:rFonts w:eastAsia="Times New Roman"/>
-          <w:color w:val="DCDCAA"/>
-        </w:rPr>
-        <w:t>&lt;&lt;</w:t>
-      </w:r>
-      <w:r>
-        <w:rPr>
-          <w:rFonts w:eastAsia="Times New Roman"/>
-          <w:color w:val="D4D4D4"/>
-        </w:rPr>
-        <w:t xml:space="preserve"> </w:t>
-      </w:r>
-      <w:r>
-        <w:rPr>
-          <w:rFonts w:eastAsia="Times New Roman"/>
-          <w:color w:val="9CDCFE"/>
-        </w:rPr>
-        <w:t>i</w:t>
-      </w:r>
-      <w:r>
-        <w:rPr>
-          <w:rFonts w:eastAsia="Times New Roman"/>
-          <w:color w:val="D4D4D4"/>
-        </w:rPr>
-        <w:t xml:space="preserve"> + </w:t>
-      </w:r>
-      <w:r>
-        <w:rPr>
-          <w:rFonts w:eastAsia="Times New Roman"/>
-          <w:color w:val="B5CEA8"/>
-        </w:rPr>
-        <w:t>1</w:t>
-      </w:r>
-      <w:r>
-        <w:rPr>
-          <w:rFonts w:eastAsia="Times New Roman"/>
-          <w:color w:val="D4D4D4"/>
-        </w:rPr>
-        <w:t xml:space="preserve"> </w:t>
-      </w:r>
-      <w:r>
-        <w:rPr>
-          <w:rFonts w:eastAsia="Times New Roman"/>
-          <w:color w:val="DCDCAA"/>
-        </w:rPr>
-        <w:t>&lt;&lt;</w:t>
-      </w:r>
-      <w:r>
-        <w:rPr>
-          <w:rFonts w:eastAsia="Times New Roman"/>
-          <w:color w:val="D4D4D4"/>
-        </w:rPr>
-        <w:t xml:space="preserve"> </w:t>
-      </w:r>
-      <w:r>
-        <w:rPr>
-          <w:rFonts w:eastAsia="Times New Roman"/>
-          <w:color w:val="CE9178"/>
-        </w:rPr>
-        <w:t>". "</w:t>
-      </w:r>
-      <w:r>
-        <w:rPr>
-          <w:rFonts w:eastAsia="Times New Roman"/>
-          <w:color w:val="D4D4D4"/>
-        </w:rPr>
-        <w:t xml:space="preserve"> </w:t>
-      </w:r>
-      <w:r>
-        <w:rPr>
-          <w:rFonts w:eastAsia="Times New Roman"/>
-          <w:color w:val="DCDCAA"/>
-        </w:rPr>
-        <w:t>&lt;&lt;</w:t>
-      </w:r>
-      <w:r>
-        <w:rPr>
-          <w:rFonts w:eastAsia="Times New Roman"/>
-          <w:color w:val="D4D4D4"/>
-        </w:rPr>
-        <w:t xml:space="preserve"> </w:t>
-      </w:r>
-      <w:r>
-        <w:rPr>
-          <w:rFonts w:eastAsia="Times New Roman"/>
-          <w:color w:val="CE9178"/>
-        </w:rPr>
-        <w:t>"(job number: "</w:t>
-      </w:r>
-      <w:r>
-        <w:rPr>
-          <w:rFonts w:eastAsia="Times New Roman"/>
-          <w:color w:val="D4D4D4"/>
-        </w:rPr>
-        <w:t xml:space="preserve"> </w:t>
-      </w:r>
-      <w:r>
-        <w:rPr>
-          <w:rFonts w:eastAsia="Times New Roman"/>
-          <w:color w:val="DCDCAA"/>
-        </w:rPr>
-        <w:t>&lt;&lt;</w:t>
-      </w:r>
-      <w:r>
-        <w:rPr>
-          <w:rFonts w:eastAsia="Times New Roman"/>
-          <w:color w:val="D4D4D4"/>
-        </w:rPr>
-        <w:t xml:space="preserve"> </w:t>
-      </w:r>
-      <w:r>
-        <w:rPr>
-          <w:rFonts w:eastAsia="Times New Roman"/>
-          <w:color w:val="9CDCFE"/>
-        </w:rPr>
-        <w:t>result</w:t>
-      </w:r>
-      <w:r>
-        <w:rPr>
-          <w:rFonts w:eastAsia="Times New Roman"/>
-          <w:color w:val="DCDCAA"/>
-        </w:rPr>
-        <w:t>[</w:t>
-      </w:r>
-      <w:r>
-        <w:rPr>
-          <w:rFonts w:eastAsia="Times New Roman"/>
-          <w:color w:val="9CDCFE"/>
-        </w:rPr>
-        <w:t>i</w:t>
-      </w:r>
-      <w:r>
-        <w:rPr>
-          <w:rFonts w:eastAsia="Times New Roman"/>
-          <w:color w:val="DCDCAA"/>
-        </w:rPr>
-        <w:t>]</w:t>
-      </w:r>
-      <w:r>
-        <w:rPr>
-          <w:rFonts w:eastAsia="Times New Roman"/>
-          <w:color w:val="D4D4D4"/>
-        </w:rPr>
-        <w:t xml:space="preserve"> + </w:t>
-      </w:r>
-      <w:r>
-        <w:rPr>
-          <w:rFonts w:eastAsia="Times New Roman"/>
-          <w:color w:val="B5CEA8"/>
-        </w:rPr>
-        <w:t>1</w:t>
-      </w:r>
-      <w:r>
-        <w:rPr>
-          <w:rFonts w:eastAsia="Times New Roman"/>
-          <w:color w:val="D4D4D4"/>
-        </w:rPr>
-        <w:t xml:space="preserve"> </w:t>
-      </w:r>
-      <w:r>
-        <w:rPr>
-          <w:rFonts w:eastAsia="Times New Roman"/>
-          <w:color w:val="DCDCAA"/>
-        </w:rPr>
-        <w:t>&lt;&lt;</w:t>
-      </w:r>
-      <w:r>
-        <w:rPr>
-          <w:rFonts w:eastAsia="Times New Roman"/>
-          <w:color w:val="D4D4D4"/>
-        </w:rPr>
-        <w:t xml:space="preserve"> </w:t>
-      </w:r>
-      <w:r>
-        <w:rPr>
-          <w:rFonts w:eastAsia="Times New Roman"/>
-          <w:color w:val="CE9178"/>
-        </w:rPr>
-        <w:t>"), time: "</w:t>
-      </w:r>
-      <w:r>
-        <w:rPr>
-          <w:rFonts w:eastAsia="Times New Roman"/>
-          <w:color w:val="D4D4D4"/>
-        </w:rPr>
-        <w:t xml:space="preserve"> </w:t>
-      </w:r>
-      <w:r>
-        <w:rPr>
-          <w:rFonts w:eastAsia="Times New Roman"/>
-          <w:color w:val="DCDCAA"/>
-        </w:rPr>
-        <w:t>&lt;&lt;</w:t>
-      </w:r>
-      <w:r>
-        <w:rPr>
-          <w:rFonts w:eastAsia="Times New Roman"/>
-          <w:color w:val="D4D4D4"/>
-        </w:rPr>
-        <w:t xml:space="preserve"> </w:t>
-      </w:r>
-      <w:r>
-        <w:rPr>
-          <w:rFonts w:eastAsia="Times New Roman"/>
-          <w:color w:val="9CDCFE"/>
-        </w:rPr>
-        <w:t>t</w:t>
-      </w:r>
-      <w:r>
-        <w:rPr>
-          <w:rFonts w:eastAsia="Times New Roman"/>
-          <w:color w:val="DCDCAA"/>
-        </w:rPr>
-        <w:t>[</w:t>
-      </w:r>
-      <w:r>
-        <w:rPr>
-          <w:rFonts w:eastAsia="Times New Roman"/>
-          <w:color w:val="9CDCFE"/>
-        </w:rPr>
-        <w:t>result</w:t>
-      </w:r>
-      <w:r>
-        <w:rPr>
-          <w:rFonts w:eastAsia="Times New Roman"/>
-          <w:color w:val="DCDCAA"/>
-        </w:rPr>
-        <w:t>[</w:t>
-      </w:r>
-      <w:r>
-        <w:rPr>
-          <w:rFonts w:eastAsia="Times New Roman"/>
-          <w:color w:val="9CDCFE"/>
-        </w:rPr>
-        <w:t>i</w:t>
-      </w:r>
-      <w:r>
-        <w:rPr>
-          <w:rFonts w:eastAsia="Times New Roman"/>
-          <w:color w:val="DCDCAA"/>
-        </w:rPr>
-        <w:t>]]</w:t>
-      </w:r>
-      <w:r>
-        <w:rPr>
-          <w:rFonts w:eastAsia="Times New Roman"/>
-          <w:color w:val="D4D4D4"/>
-        </w:rPr>
-        <w:t xml:space="preserve"> </w:t>
-      </w:r>
-      <w:r>
-        <w:rPr>
-          <w:rFonts w:eastAsia="Times New Roman"/>
-          <w:color w:val="DCDCAA"/>
-        </w:rPr>
-        <w:t>&lt;&lt;</w:t>
-      </w:r>
-      <w:r>
-        <w:rPr>
-          <w:rFonts w:eastAsia="Times New Roman"/>
-          <w:color w:val="D4D4D4"/>
-        </w:rPr>
-        <w:t xml:space="preserve"> </w:t>
-      </w:r>
-      <w:r>
-        <w:rPr>
-          <w:rFonts w:eastAsia="Times New Roman"/>
-          <w:color w:val="CE9178"/>
-        </w:rPr>
-        <w:t>" penalty: "</w:t>
-      </w:r>
-      <w:r>
-        <w:rPr>
-          <w:rFonts w:eastAsia="Times New Roman"/>
-          <w:color w:val="D4D4D4"/>
-        </w:rPr>
-        <w:t xml:space="preserve"> </w:t>
-      </w:r>
-      <w:r>
-        <w:rPr>
-          <w:rFonts w:eastAsia="Times New Roman"/>
-          <w:color w:val="DCDCAA"/>
-        </w:rPr>
-        <w:t>&lt;&lt;</w:t>
-      </w:r>
-      <w:r>
-        <w:rPr>
-          <w:rFonts w:eastAsia="Times New Roman"/>
-          <w:color w:val="D4D4D4"/>
-        </w:rPr>
-        <w:t xml:space="preserve"> </w:t>
-      </w:r>
-      <w:r>
-        <w:rPr>
-          <w:rFonts w:eastAsia="Times New Roman"/>
-          <w:color w:val="9CDCFE"/>
-        </w:rPr>
-        <w:t>p</w:t>
-      </w:r>
-      <w:r>
-        <w:rPr>
-          <w:rFonts w:eastAsia="Times New Roman"/>
-          <w:color w:val="DCDCAA"/>
-        </w:rPr>
-        <w:t>[</w:t>
-      </w:r>
-      <w:r>
-        <w:rPr>
-          <w:rFonts w:eastAsia="Times New Roman"/>
-          <w:color w:val="9CDCFE"/>
-        </w:rPr>
-        <w:t>result</w:t>
-      </w:r>
-      <w:r>
-        <w:rPr>
-          <w:rFonts w:eastAsia="Times New Roman"/>
-          <w:color w:val="DCDCAA"/>
-        </w:rPr>
-        <w:t>[</w:t>
-      </w:r>
-      <w:r>
-        <w:rPr>
-          <w:rFonts w:eastAsia="Times New Roman"/>
-          <w:color w:val="9CDCFE"/>
-        </w:rPr>
-        <w:t>i</w:t>
-      </w:r>
-      <w:r>
-        <w:rPr>
-          <w:rFonts w:eastAsia="Times New Roman"/>
-          <w:color w:val="DCDCAA"/>
-        </w:rPr>
-        <w:t>]]</w:t>
-      </w:r>
-      <w:r>
-        <w:rPr>
-          <w:rFonts w:eastAsia="Times New Roman"/>
-          <w:color w:val="D4D4D4"/>
-        </w:rPr>
-        <w:t xml:space="preserve"> </w:t>
-      </w:r>
-      <w:r>
-        <w:rPr>
-          <w:rFonts w:eastAsia="Times New Roman"/>
-          <w:color w:val="DCDCAA"/>
-        </w:rPr>
-        <w:t>&lt;&lt;</w:t>
-      </w:r>
-      <w:r>
-        <w:rPr>
-          <w:rFonts w:eastAsia="Times New Roman"/>
-          <w:color w:val="D4D4D4"/>
-        </w:rPr>
-        <w:t xml:space="preserve"> </w:t>
-      </w:r>
-      <w:proofErr w:type="gramStart"/>
-      <w:r>
-        <w:rPr>
-          <w:rFonts w:eastAsia="Times New Roman"/>
-          <w:color w:val="CE9178"/>
-        </w:rPr>
-        <w:t>"  deadline</w:t>
-      </w:r>
-      <w:proofErr w:type="gramEnd"/>
-      <w:r>
-        <w:rPr>
-          <w:rFonts w:eastAsia="Times New Roman"/>
-          <w:color w:val="CE9178"/>
-        </w:rPr>
-        <w:t>: "</w:t>
-      </w:r>
-      <w:r>
-        <w:rPr>
-          <w:rFonts w:eastAsia="Times New Roman"/>
-          <w:color w:val="D4D4D4"/>
-        </w:rPr>
-        <w:t xml:space="preserve"> </w:t>
-      </w:r>
-      <w:r>
-        <w:rPr>
-          <w:rFonts w:eastAsia="Times New Roman"/>
-          <w:color w:val="DCDCAA"/>
-        </w:rPr>
-        <w:t>&lt;&lt;</w:t>
-      </w:r>
-      <w:r>
-        <w:rPr>
-          <w:rFonts w:eastAsia="Times New Roman"/>
-          <w:color w:val="D4D4D4"/>
-        </w:rPr>
-        <w:t xml:space="preserve"> </w:t>
-      </w:r>
-      <w:r>
-        <w:rPr>
-          <w:rFonts w:eastAsia="Times New Roman"/>
-          <w:color w:val="9CDCFE"/>
-        </w:rPr>
-        <w:t>d</w:t>
-      </w:r>
-      <w:r>
-        <w:rPr>
-          <w:rFonts w:eastAsia="Times New Roman"/>
-          <w:color w:val="DCDCAA"/>
-        </w:rPr>
-        <w:t>[</w:t>
-      </w:r>
-      <w:r>
-        <w:rPr>
-          <w:rFonts w:eastAsia="Times New Roman"/>
-          <w:color w:val="9CDCFE"/>
-        </w:rPr>
-        <w:t>result</w:t>
-      </w:r>
-      <w:r>
-        <w:rPr>
-          <w:rFonts w:eastAsia="Times New Roman"/>
-          <w:color w:val="DCDCAA"/>
-        </w:rPr>
-        <w:t>[</w:t>
-      </w:r>
-      <w:r>
-        <w:rPr>
-          <w:rFonts w:eastAsia="Times New Roman"/>
-          <w:color w:val="9CDCFE"/>
-        </w:rPr>
-        <w:t>i</w:t>
-      </w:r>
-      <w:r>
-        <w:rPr>
-          <w:rFonts w:eastAsia="Times New Roman"/>
-          <w:color w:val="DCDCAA"/>
-        </w:rPr>
-        <w:t>]]</w:t>
-      </w:r>
-      <w:r>
-        <w:rPr>
-          <w:rFonts w:eastAsia="Times New Roman"/>
-          <w:color w:val="D4D4D4"/>
-        </w:rPr>
-        <w:t xml:space="preserve"> </w:t>
-      </w:r>
-      <w:r>
-        <w:rPr>
-          <w:rFonts w:eastAsia="Times New Roman"/>
-          <w:color w:val="DCDCAA"/>
-        </w:rPr>
-        <w:t>&lt;&lt;</w:t>
-      </w:r>
-      <w:r>
-        <w:rPr>
-          <w:rFonts w:eastAsia="Times New Roman"/>
-          <w:color w:val="D4D4D4"/>
-        </w:rPr>
-        <w:t xml:space="preserve"> </w:t>
-      </w:r>
-      <w:r>
-        <w:rPr>
-          <w:rFonts w:eastAsia="Times New Roman"/>
-          <w:color w:val="DCDCAA"/>
-        </w:rPr>
-        <w:t>endl</w:t>
-      </w:r>
-      <w:r>
-        <w:rPr>
-          <w:rFonts w:eastAsia="Times New Roman"/>
-          <w:color w:val="D4D4D4"/>
-        </w:rPr>
-        <w:t>;</w:t>
+        <w:t>    }</w:t>
       </w:r>
     </w:p>
     <w:p>
@@ -13393,8 +13377,108 @@
           <w:rFonts w:eastAsia="Times New Roman"/>
           <w:color w:val="D4D4D4"/>
         </w:rPr>
-        <w:t>    }</w:t>
-      </w:r>
+        <w:t xml:space="preserve">    </w:t>
+      </w:r>
+      <w:r>
+        <w:rPr>
+          <w:rFonts w:eastAsia="Times New Roman"/>
+          <w:color w:val="9CDCFE"/>
+        </w:rPr>
+        <w:t>cout</w:t>
+      </w:r>
+      <w:r>
+        <w:rPr>
+          <w:rFonts w:eastAsia="Times New Roman"/>
+          <w:color w:val="D4D4D4"/>
+        </w:rPr>
+        <w:t xml:space="preserve"> </w:t>
+      </w:r>
+      <w:r>
+        <w:rPr>
+          <w:rFonts w:eastAsia="Times New Roman"/>
+          <w:color w:val="DCDCAA"/>
+        </w:rPr>
+        <w:t>&lt;&lt;</w:t>
+      </w:r>
+      <w:r>
+        <w:rPr>
+          <w:rFonts w:eastAsia="Times New Roman"/>
+          <w:color w:val="D4D4D4"/>
+        </w:rPr>
+        <w:t xml:space="preserve"> </w:t>
+      </w:r>
+      <w:r>
+        <w:rPr>
+          <w:rFonts w:eastAsia="Times New Roman"/>
+          <w:color w:val="CE9178"/>
+        </w:rPr>
+        <w:t>"Minimum penalties could occur: "</w:t>
+      </w:r>
+      <w:r>
+        <w:rPr>
+          <w:rFonts w:eastAsia="Times New Roman"/>
+          <w:color w:val="D4D4D4"/>
+        </w:rPr>
+        <w:t xml:space="preserve"> </w:t>
+      </w:r>
+      <w:r>
+        <w:rPr>
+          <w:rFonts w:eastAsia="Times New Roman"/>
+          <w:color w:val="DCDCAA"/>
+        </w:rPr>
+        <w:t>&lt;&lt;</w:t>
+      </w:r>
+      <w:r>
+        <w:rPr>
+          <w:rFonts w:eastAsia="Times New Roman"/>
+          <w:color w:val="D4D4D4"/>
+        </w:rPr>
+        <w:t xml:space="preserve"> </w:t>
+      </w:r>
+      <w:r>
+        <w:rPr>
+          <w:rFonts w:eastAsia="Times New Roman"/>
+          <w:color w:val="9CDCFE"/>
+        </w:rPr>
+        <w:t>minPenalties</w:t>
+      </w:r>
+      <w:r>
+        <w:rPr>
+          <w:rFonts w:eastAsia="Times New Roman"/>
+          <w:color w:val="D4D4D4"/>
+        </w:rPr>
+        <w:t xml:space="preserve"> </w:t>
+      </w:r>
+      <w:r>
+        <w:rPr>
+          <w:rFonts w:eastAsia="Times New Roman"/>
+          <w:color w:val="DCDCAA"/>
+        </w:rPr>
+        <w:t>&lt;&lt;</w:t>
+      </w:r>
+      <w:r>
+        <w:rPr>
+          <w:rFonts w:eastAsia="Times New Roman"/>
+          <w:color w:val="D4D4D4"/>
+        </w:rPr>
+        <w:t xml:space="preserve"> </w:t>
+      </w:r>
+      <w:proofErr w:type="gramStart"/>
+      <w:r>
+        <w:rPr>
+          <w:rFonts w:eastAsia="Times New Roman"/>
+          <w:color w:val="DCDCAA"/>
+        </w:rPr>
+        <w:t>endl</w:t>
+      </w:r>
+      <w:r>
+        <w:rPr>
+          <w:rFonts w:eastAsia="Times New Roman"/>
+          <w:color w:val="D4D4D4"/>
+        </w:rPr>
+        <w:t>;</w:t>
+      </w:r>
+      <w:proofErr w:type="gramEnd"/>
     </w:p>
     <w:p>
       <w:pPr>
@@ -13405,113 +13489,6 @@
           <w:color w:val="D4D4D4"/>
         </w:rPr>
       </w:pPr>
-      <w:r>
-        <w:rPr>
-          <w:rFonts w:eastAsia="Times New Roman"/>
-          <w:color w:val="D4D4D4"/>
-        </w:rPr>
-        <w:t xml:space="preserve">    </w:t>
-      </w:r>
-      <w:r>
-        <w:rPr>
-          <w:rFonts w:eastAsia="Times New Roman"/>
-          <w:color w:val="9CDCFE"/>
-        </w:rPr>
-        <w:t>cout</w:t>
-      </w:r>
-      <w:r>
-        <w:rPr>
-          <w:rFonts w:eastAsia="Times New Roman"/>
-          <w:color w:val="D4D4D4"/>
-        </w:rPr>
-        <w:t xml:space="preserve"> </w:t>
-      </w:r>
-      <w:r>
-        <w:rPr>
-          <w:rFonts w:eastAsia="Times New Roman"/>
-          <w:color w:val="DCDCAA"/>
-        </w:rPr>
-        <w:t>&lt;&lt;</w:t>
-      </w:r>
-      <w:r>
-        <w:rPr>
-          <w:rFonts w:eastAsia="Times New Roman"/>
-          <w:color w:val="D4D4D4"/>
-        </w:rPr>
-        <w:t xml:space="preserve"> </w:t>
-      </w:r>
-      <w:r>
-        <w:rPr>
-          <w:rFonts w:eastAsia="Times New Roman"/>
-          <w:color w:val="CE9178"/>
-        </w:rPr>
-        <w:t>"Minimum penalties could occur: "</w:t>
-      </w:r>
-      <w:r>
-        <w:rPr>
-          <w:rFonts w:eastAsia="Times New Roman"/>
-          <w:color w:val="D4D4D4"/>
-        </w:rPr>
-        <w:t xml:space="preserve"> </w:t>
-      </w:r>
-      <w:r>
-        <w:rPr>
-          <w:rFonts w:eastAsia="Times New Roman"/>
-          <w:color w:val="DCDCAA"/>
-        </w:rPr>
-        <w:t>&lt;&lt;</w:t>
-      </w:r>
-      <w:r>
-        <w:rPr>
-          <w:rFonts w:eastAsia="Times New Roman"/>
-          <w:color w:val="D4D4D4"/>
-        </w:rPr>
-        <w:t xml:space="preserve"> </w:t>
-      </w:r>
-      <w:r>
-        <w:rPr>
-          <w:rFonts w:eastAsia="Times New Roman"/>
-          <w:color w:val="9CDCFE"/>
-        </w:rPr>
-        <w:t>minPenalties</w:t>
-      </w:r>
-      <w:r>
-        <w:rPr>
-          <w:rFonts w:eastAsia="Times New Roman"/>
-          <w:color w:val="D4D4D4"/>
-        </w:rPr>
-        <w:t xml:space="preserve"> </w:t>
-      </w:r>
-      <w:r>
-        <w:rPr>
-          <w:rFonts w:eastAsia="Times New Roman"/>
-          <w:color w:val="DCDCAA"/>
-        </w:rPr>
-        <w:t>&lt;&lt;</w:t>
-      </w:r>
-      <w:r>
-        <w:rPr>
-          <w:rFonts w:eastAsia="Times New Roman"/>
-          <w:color w:val="D4D4D4"/>
-        </w:rPr>
-        <w:t xml:space="preserve"> </w:t>
-      </w:r>
-      <w:proofErr w:type="gramStart"/>
-      <w:r>
-        <w:rPr>
-          <w:rFonts w:eastAsia="Times New Roman"/>
-          <w:color w:val="DCDCAA"/>
-        </w:rPr>
-        <w:t>endl</w:t>
-      </w:r>
-      <w:r>
-        <w:rPr>
-          <w:rFonts w:eastAsia="Times New Roman"/>
-          <w:color w:val="D4D4D4"/>
-        </w:rPr>
-        <w:t>;</w:t>
-      </w:r>
-      <w:proofErr w:type="gramEnd"/>
     </w:p>
     <w:p>
       <w:pPr>
@@ -13522,6 +13499,43 @@
           <w:color w:val="D4D4D4"/>
         </w:rPr>
       </w:pPr>
+      <w:r>
+        <w:rPr>
+          <w:rFonts w:eastAsia="Times New Roman"/>
+          <w:color w:val="D4D4D4"/>
+        </w:rPr>
+        <w:t xml:space="preserve">    </w:t>
+      </w:r>
+      <w:r>
+        <w:rPr>
+          <w:rFonts w:eastAsia="Times New Roman"/>
+          <w:color w:val="C586C0"/>
+        </w:rPr>
+        <w:t>return</w:t>
+      </w:r>
+      <w:r>
+        <w:rPr>
+          <w:rFonts w:eastAsia="Times New Roman"/>
+          <w:color w:val="D4D4D4"/>
+        </w:rPr>
+        <w:t xml:space="preserve"> </w:t>
+      </w:r>
+      <w:proofErr w:type="gramStart"/>
+      <w:r>
+        <w:rPr>
+          <w:rFonts w:eastAsia="Times New Roman"/>
+          <w:color w:val="B5CEA8"/>
+        </w:rPr>
+        <w:t>0</w:t>
+      </w:r>
+      <w:r>
+        <w:rPr>
+          <w:rFonts w:eastAsia="Times New Roman"/>
+          <w:color w:val="D4D4D4"/>
+        </w:rPr>
+        <w:t>;</w:t>
+      </w:r>
+      <w:proofErr w:type="gramEnd"/>
     </w:p>
     <w:p>
       <w:pPr>
@@ -13537,53 +13551,6 @@
           <w:rFonts w:eastAsia="Times New Roman"/>
           <w:color w:val="D4D4D4"/>
         </w:rPr>
-        <w:t xml:space="preserve">    </w:t>
-      </w:r>
-      <w:r>
-        <w:rPr>
-          <w:rFonts w:eastAsia="Times New Roman"/>
-          <w:color w:val="C586C0"/>
-        </w:rPr>
-        <w:t>return</w:t>
-      </w:r>
-      <w:r>
-        <w:rPr>
-          <w:rFonts w:eastAsia="Times New Roman"/>
-          <w:color w:val="D4D4D4"/>
-        </w:rPr>
-        <w:t xml:space="preserve"> </w:t>
-      </w:r>
-      <w:proofErr w:type="gramStart"/>
-      <w:r>
-        <w:rPr>
-          <w:rFonts w:eastAsia="Times New Roman"/>
-          <w:color w:val="B5CEA8"/>
-        </w:rPr>
-        <w:t>0</w:t>
-      </w:r>
-      <w:r>
-        <w:rPr>
-          <w:rFonts w:eastAsia="Times New Roman"/>
-          <w:color w:val="D4D4D4"/>
-        </w:rPr>
-        <w:t>;</w:t>
-      </w:r>
-      <w:proofErr w:type="gramEnd"/>
-    </w:p>
-    <w:p>
-      <w:pPr>
-        <w:shd w:val="clear" w:color="auto" w:fill="1E1E1E"/>
-        <w:spacing w:line="360" w:lineRule="auto"/>
-        <w:rPr>
-          <w:rFonts w:eastAsia="Times New Roman"/>
-          <w:color w:val="D4D4D4"/>
-        </w:rPr>
-      </w:pPr>
-      <w:r>
-        <w:rPr>
-          <w:rFonts w:eastAsia="Times New Roman"/>
-          <w:color w:val="D4D4D4"/>
-        </w:rPr>
         <w:t>}</w:t>
       </w:r>
     </w:p>
@@ -13594,15 +13561,19 @@
     </w:p>
     <w:p>
       <w:pPr>
-        <w:pStyle w:val="Heading2"/>
-      </w:pPr>
-      <w:proofErr w:type="gramStart"/>
-      <w:r>
-        <w:t>4.5  Test</w:t>
-      </w:r>
-      <w:proofErr w:type="gramEnd"/>
-      <w:r>
-        <w:t xml:space="preserve"> Cases</w:t>
+        <w:pStyle w:val="Heading3"/>
+      </w:pPr>
+      <w:r>
+        <w:t>7.</w:t>
+      </w:r>
+      <w:r>
+        <w:t xml:space="preserve">4.5 Test </w:t>
+      </w:r>
+      <w:r>
+        <w:t>C</w:t>
+      </w:r>
+      <w:r>
+        <w:t>ases</w:t>
       </w:r>
     </w:p>
     <w:p>
@@ -13706,7 +13677,6 @@
                 <w:sz w:val="20"/>
                 <w:szCs w:val="20"/>
               </w:rPr>
-              <w:lastRenderedPageBreak/>
               <w:t>Job #</w:t>
             </w:r>
           </w:p>
@@ -14033,6 +14003,7 @@
                 <w:sz w:val="22"/>
                 <w:szCs w:val="22"/>
               </w:rPr>
+              <w:lastRenderedPageBreak/>
               <w:t>2</w:t>
             </w:r>
           </w:p>
@@ -15395,15 +15366,13 @@
     </w:p>
     <w:p>
       <w:pPr>
-        <w:pStyle w:val="Heading2"/>
-      </w:pPr>
-      <w:proofErr w:type="gramStart"/>
-      <w:r>
-        <w:t>4.6  Complexity</w:t>
-      </w:r>
-      <w:proofErr w:type="gramEnd"/>
-      <w:r>
-        <w:t xml:space="preserve"> Analysis</w:t>
+        <w:pStyle w:val="Heading3"/>
+      </w:pPr>
+      <w:r>
+        <w:t>7.</w:t>
+      </w:r>
+      <w:r>
+        <w:t>4.6 Complexity Analysis</w:t>
       </w:r>
     </w:p>
     <w:p>
@@ -15681,26 +15650,8 @@
       </w:pPr>
     </w:p>
     <w:p>
-      <w:pPr>
-        <w:spacing w:line="160" w:lineRule="auto"/>
-      </w:pPr>
-    </w:p>
-    <w:p>
-      <w:pPr>
-        <w:pBdr>
-          <w:bottom w:val="single" w:sz="6" w:space="4" w:color="2E74B5"/>
-        </w:pBdr>
-        <w:spacing w:before="200" w:after="120"/>
-      </w:pPr>
-      <w:r>
-        <w:rPr>
-          <w:b/>
-          <w:bCs/>
-          <w:color w:val="1F3864"/>
-          <w:sz w:val="26"/>
-          <w:szCs w:val="26"/>
-        </w:rPr>
-        <w:t>5.  Dynamic Programming Algorithm</w:t>
+      <w:r>
+        <w:br w:type="page"/>
       </w:r>
     </w:p>
     <w:p>
@@ -15709,9 +15660,33 @@
       </w:pPr>
       <w:proofErr w:type="gramStart"/>
       <w:r>
-        <w:t>5.1  Methodology</w:t>
+        <w:lastRenderedPageBreak/>
+        <w:t>7.</w:t>
+      </w:r>
+      <w:r>
+        <w:t>5  Dynamic</w:t>
       </w:r>
       <w:proofErr w:type="gramEnd"/>
+      <w:r>
+        <w:t xml:space="preserve"> Programming </w:t>
+      </w:r>
+      <w:r>
+        <w:t>a</w:t>
+      </w:r>
+      <w:r>
+        <w:t>lgorithm</w:t>
+      </w:r>
+    </w:p>
+    <w:p>
+      <w:pPr>
+        <w:pStyle w:val="Heading3"/>
+      </w:pPr>
+      <w:r>
+        <w:t>7.</w:t>
+      </w:r>
+      <w:r>
+        <w:t>5.1 Methodology</w:t>
+      </w:r>
     </w:p>
     <w:p>
       <w:pPr>
@@ -15724,15 +15699,19 @@
     </w:p>
     <w:p>
       <w:pPr>
-        <w:pStyle w:val="Heading2"/>
-      </w:pPr>
-      <w:proofErr w:type="gramStart"/>
-      <w:r>
-        <w:t>5.2  Step</w:t>
-      </w:r>
-      <w:proofErr w:type="gramEnd"/>
-      <w:r>
-        <w:t>-by-Step Description</w:t>
+        <w:pStyle w:val="Heading3"/>
+      </w:pPr>
+      <w:r>
+        <w:t>7.</w:t>
+      </w:r>
+      <w:r>
+        <w:t xml:space="preserve">5.2 Step-by-Step </w:t>
+      </w:r>
+      <w:r>
+        <w:t>d</w:t>
+      </w:r>
+      <w:r>
+        <w:t>escription</w:t>
       </w:r>
     </w:p>
     <w:p>
@@ -15853,14 +15832,14 @@
     </w:p>
     <w:p>
       <w:pPr>
-        <w:pStyle w:val="Heading2"/>
-      </w:pPr>
-      <w:proofErr w:type="gramStart"/>
-      <w:r>
-        <w:lastRenderedPageBreak/>
-        <w:t>5.3  Pseudocode</w:t>
-      </w:r>
-      <w:proofErr w:type="gramEnd"/>
+        <w:pStyle w:val="Heading3"/>
+      </w:pPr>
+      <w:r>
+        <w:t>7.</w:t>
+      </w:r>
+      <w:r>
+        <w:t>5.3 Pseudocode</w:t>
+      </w:r>
     </w:p>
     <w:p>
       <w:pPr>
@@ -16563,6 +16542,7 @@
           <w:sz w:val="18"/>
           <w:szCs w:val="18"/>
         </w:rPr>
+        <w:lastRenderedPageBreak/>
         <w:t xml:space="preserve">    WHILE current ≠ 0:</w:t>
       </w:r>
     </w:p>
@@ -16676,21 +16656,14 @@
     </w:p>
     <w:p>
       <w:pPr>
-        <w:pStyle w:val="Heading2"/>
-      </w:pPr>
-      <w:proofErr w:type="gramStart"/>
-      <w:r>
-        <w:t>5.4  Implementation</w:t>
-      </w:r>
-      <w:proofErr w:type="gramEnd"/>
-      <w:r>
-        <w:t xml:space="preserve"> Code (C++)</w:t>
-      </w:r>
-    </w:p>
-    <w:p>
-      <w:pPr>
-        <w:spacing w:line="80" w:lineRule="auto"/>
-      </w:pPr>
+        <w:pStyle w:val="Heading3"/>
+      </w:pPr>
+      <w:r>
+        <w:t>7.</w:t>
+      </w:r>
+      <w:r>
+        <w:t>5.4 Implementation</w:t>
+      </w:r>
     </w:p>
     <w:p>
       <w:pPr>
@@ -17230,7 +17203,6 @@
           <w:rFonts w:eastAsia="Times New Roman"/>
           <w:color w:val="D4D4D4"/>
         </w:rPr>
-        <w:lastRenderedPageBreak/>
         <w:t xml:space="preserve">    </w:t>
       </w:r>
       <w:r>
@@ -18515,6 +18487,7 @@
           <w:rFonts w:eastAsia="Times New Roman"/>
           <w:color w:val="D4D4D4"/>
         </w:rPr>
+        <w:lastRenderedPageBreak/>
         <w:t xml:space="preserve">            </w:t>
       </w:r>
       <w:proofErr w:type="gramStart"/>
@@ -19359,7 +19332,6 @@
           <w:rFonts w:eastAsia="Times New Roman"/>
           <w:color w:val="D4D4D4"/>
         </w:rPr>
-        <w:lastRenderedPageBreak/>
         <w:t xml:space="preserve">                </w:t>
       </w:r>
       <w:r>
@@ -20142,6 +20114,7 @@
           <w:rFonts w:eastAsia="Times New Roman"/>
           <w:color w:val="D4D4D4"/>
         </w:rPr>
+        <w:lastRenderedPageBreak/>
         <w:t>    }</w:t>
       </w:r>
     </w:p>
@@ -21392,7 +21365,6 @@
           <w:rFonts w:eastAsia="Times New Roman"/>
           <w:color w:val="D4D4D4"/>
         </w:rPr>
-        <w:lastRenderedPageBreak/>
         <w:t>    }</w:t>
       </w:r>
     </w:p>
@@ -21594,15 +21566,19 @@
     </w:p>
     <w:p>
       <w:pPr>
-        <w:pStyle w:val="Heading2"/>
-      </w:pPr>
-      <w:proofErr w:type="gramStart"/>
-      <w:r>
-        <w:t>5.5  Test</w:t>
-      </w:r>
-      <w:proofErr w:type="gramEnd"/>
-      <w:r>
-        <w:t xml:space="preserve"> Cases</w:t>
+        <w:pStyle w:val="Heading3"/>
+      </w:pPr>
+      <w:r>
+        <w:t>7.</w:t>
+      </w:r>
+      <w:r>
+        <w:t xml:space="preserve">5.5 Test </w:t>
+      </w:r>
+      <w:r>
+        <w:t>c</w:t>
+      </w:r>
+      <w:r>
+        <w:t>ases</w:t>
       </w:r>
     </w:p>
     <w:p>
@@ -22326,6 +22302,7 @@
         <w:jc w:val="both"/>
       </w:pPr>
       <w:r>
+        <w:lastRenderedPageBreak/>
         <w:t xml:space="preserve">Job 3: cumulative time = 1 ≤ </w:t>
       </w:r>
       <w:proofErr w:type="gramStart"/>
@@ -22619,7 +22596,6 @@
                 <w:sz w:val="20"/>
                 <w:szCs w:val="20"/>
               </w:rPr>
-              <w:lastRenderedPageBreak/>
               <w:t>Job #</w:t>
             </w:r>
           </w:p>
@@ -23373,15 +23349,20 @@
     </w:p>
     <w:p>
       <w:pPr>
-        <w:pStyle w:val="Heading2"/>
-      </w:pPr>
-      <w:proofErr w:type="gramStart"/>
-      <w:r>
-        <w:t>5.6  Complexity</w:t>
-      </w:r>
-      <w:proofErr w:type="gramEnd"/>
-      <w:r>
-        <w:t xml:space="preserve"> Analysis</w:t>
+        <w:pStyle w:val="Heading3"/>
+      </w:pPr>
+      <w:r>
+        <w:lastRenderedPageBreak/>
+        <w:t>7.</w:t>
+      </w:r>
+      <w:r>
+        <w:t xml:space="preserve">5.6 Complexity </w:t>
+      </w:r>
+      <w:r>
+        <w:t>a</w:t>
+      </w:r>
+      <w:r>
+        <w:t>nalysis</w:t>
       </w:r>
     </w:p>
     <w:p>
@@ -23661,6 +23642,7 @@
     <w:p>
       <w:pPr>
         <w:spacing w:before="120" w:after="60" w:line="276" w:lineRule="auto"/>
+        <w:ind w:firstLine="720"/>
         <w:jc w:val="both"/>
       </w:pPr>
       <w:r>
@@ -23674,21 +23656,20 @@
     </w:p>
     <w:p>
       <w:pPr>
-        <w:pBdr>
-          <w:bottom w:val="single" w:sz="6" w:space="4" w:color="2E74B5"/>
-        </w:pBdr>
-        <w:spacing w:before="200" w:after="120"/>
-      </w:pPr>
-      <w:r>
-        <w:rPr>
-          <w:b/>
-          <w:bCs/>
-          <w:color w:val="1F3864"/>
-          <w:sz w:val="26"/>
-          <w:szCs w:val="26"/>
-        </w:rPr>
+        <w:pStyle w:val="Heading2"/>
+      </w:pPr>
+      <w:r>
         <w:lastRenderedPageBreak/>
-        <w:t>6.  Technique Comparison</w:t>
+        <w:t>7.</w:t>
+      </w:r>
+      <w:r>
+        <w:t xml:space="preserve">6 Technique </w:t>
+      </w:r>
+      <w:r>
+        <w:t>c</w:t>
+      </w:r>
+      <w:r>
+        <w:t>omparison</w:t>
       </w:r>
     </w:p>
     <w:p>
@@ -24684,27 +24665,29 @@
     </w:p>
     <w:p>
       <w:pPr>
-        <w:pBdr>
-          <w:bottom w:val="single" w:sz="6" w:space="4" w:color="2E74B5"/>
-        </w:pBdr>
-        <w:spacing w:before="200" w:after="120"/>
-      </w:pPr>
-      <w:r>
-        <w:rPr>
-          <w:b/>
-          <w:bCs/>
-          <w:color w:val="1F3864"/>
-          <w:sz w:val="26"/>
-          <w:szCs w:val="26"/>
-        </w:rPr>
+        <w:pStyle w:val="Heading2"/>
+      </w:pPr>
+      <w:r>
         <w:lastRenderedPageBreak/>
-        <w:t>7.  Alternative Approaches</w:t>
-      </w:r>
-    </w:p>
-    <w:p>
-      <w:pPr>
-        <w:pStyle w:val="Heading2"/>
-      </w:pPr>
+        <w:t>7.</w:t>
+      </w:r>
+      <w:r>
+        <w:t xml:space="preserve">7 Alternative </w:t>
+      </w:r>
+      <w:r>
+        <w:t>a</w:t>
+      </w:r>
+      <w:r>
+        <w:t>pproaches</w:t>
+      </w:r>
+    </w:p>
+    <w:p>
+      <w:pPr>
+        <w:pStyle w:val="Heading3"/>
+      </w:pPr>
+      <w:r>
+        <w:t>7.</w:t>
+      </w:r>
       <w:r>
         <w:t>7.1 Greedy – Earliest Deadline First (EDF)</w:t>
       </w:r>
@@ -24729,11 +24712,28 @@
     </w:p>
     <w:p>
       <w:pPr>
-        <w:pStyle w:val="Heading2"/>
-      </w:pPr>
-      <w:r>
-        <w:t>7.2 Branch and Bound</w:t>
-      </w:r>
+        <w:pStyle w:val="Heading3"/>
+      </w:pPr>
+      <w:r>
+        <w:t>7.</w:t>
+      </w:r>
+      <w:r>
+        <w:t>7.2 Branch</w:t>
+      </w:r>
+      <w:r>
+        <w:t>-</w:t>
+      </w:r>
+      <w:r>
+        <w:t>and</w:t>
+      </w:r>
+      <w:r>
+        <w:t>-</w:t>
+      </w:r>
+      <w:proofErr w:type="gramStart"/>
+      <w:r>
+        <w:t>Bound</w:t>
+      </w:r>
+      <w:proofErr w:type="gramEnd"/>
     </w:p>
     <w:p>
       <w:pPr>
@@ -24742,23 +24742,44 @@
         <w:jc w:val="both"/>
       </w:pPr>
       <w:r>
-        <w:t xml:space="preserve">Branch and </w:t>
+        <w:t>Branch</w:t>
+      </w:r>
+      <w:r>
+        <w:t>-</w:t>
+      </w:r>
+      <w:r>
+        <w:t>and</w:t>
+      </w:r>
+      <w:r>
+        <w:t>-</w:t>
+      </w:r>
+      <w:r>
+        <w:t xml:space="preserve">Bound explores the scheduling search tree with pruning: if a partial schedule’s accumulated penalty already exceeds the </w:t>
       </w:r>
       <w:proofErr w:type="gramStart"/>
       <w:r>
-        <w:t>Bound</w:t>
+        <w:t>best known</w:t>
       </w:r>
       <w:proofErr w:type="gramEnd"/>
       <w:r>
-        <w:t xml:space="preserve"> explores the scheduling search tree with pruning: if a partial schedule’s accumulated penalty already exceeds the best known solution, that branch is abandoned. This approach is optimal and generally faster than pure Brute Force in practice, but its worst-case complexity remains exponential.</w:t>
-      </w:r>
-    </w:p>
-    <w:p>
-      <w:pPr>
-        <w:pStyle w:val="Heading2"/>
-      </w:pPr>
-      <w:r>
-        <w:t>7.3 Approximation Algorithms</w:t>
+        <w:t xml:space="preserve"> solution, that branch is abandoned. This approach is optimal and generally faster than pure Brute Force in practice, but its worst-case complexity remains exponential.</w:t>
+      </w:r>
+    </w:p>
+    <w:p>
+      <w:pPr>
+        <w:pStyle w:val="Heading3"/>
+      </w:pPr>
+      <w:r>
+        <w:t>7.</w:t>
+      </w:r>
+      <w:r>
+        <w:t xml:space="preserve">7.3 Approximation </w:t>
+      </w:r>
+      <w:r>
+        <w:t>a</w:t>
+      </w:r>
+      <w:r>
+        <w:t>lgorithms</w:t>
       </w:r>
     </w:p>
     <w:p>
@@ -24778,25 +24799,19 @@
     </w:p>
     <w:p>
       <w:pPr>
-        <w:pBdr>
-          <w:bottom w:val="single" w:sz="6" w:space="4" w:color="2E74B5"/>
-        </w:pBdr>
-        <w:spacing w:before="200" w:after="120"/>
-      </w:pPr>
-      <w:r>
-        <w:rPr>
-          <w:b/>
-          <w:bCs/>
-          <w:color w:val="1F3864"/>
-          <w:sz w:val="26"/>
-          <w:szCs w:val="26"/>
-        </w:rPr>
-        <w:t>8.  Summary</w:t>
+        <w:pStyle w:val="Heading2"/>
+      </w:pPr>
+      <w:r>
+        <w:t>7.</w:t>
+      </w:r>
+      <w:r>
+        <w:t>8 Summary</w:t>
       </w:r>
     </w:p>
     <w:p>
       <w:pPr>
         <w:spacing w:before="120" w:after="60" w:line="276" w:lineRule="auto"/>
+        <w:ind w:firstLine="360"/>
         <w:jc w:val="both"/>
       </w:pPr>
       <w:r>
@@ -25788,7 +25803,6 @@
   <w:style w:type="paragraph" w:styleId="Heading3">
     <w:name w:val="heading 3"/>
     <w:uiPriority w:val="9"/>
-    <w:semiHidden/>
     <w:unhideWhenUsed/>
     <w:qFormat/>
     <w:pPr>
@@ -25882,7 +25896,6 @@
   </w:style>
   <w:style w:type="paragraph" w:customStyle="1" w:styleId="Strong1">
     <w:name w:val="Strong1"/>
-    <w:qFormat/>
     <w:rPr>
       <w:b/>
       <w:bCs/>
